--- a/小野町_引継ぎ_整理済/19_打合せ/小野町_打合せ記録_20260928.docx
+++ b/小野町_引継ぎ_整理済/19_打合せ/小野町_打合せ記録_20260928.docx
@@ -4,59 +4,91 @@
   <w:body>
     <w:p>
       <w:pPr>
-        <w:pStyle w:val="Title"/>
+        <w:spacing w:before="360" w:after="120"/>
+        <w:jc w:val="center"/>
       </w:pPr>
       <w:r>
         <w:rPr>
-          <w:rFonts w:ascii="游ゴシック" w:hAnsi="游ゴシック" w:eastAsia="游ゴシック"/>
+          <w:rFonts w:ascii="BIZ UDPゴシック" w:hAnsi="BIZ UDPゴシック" w:eastAsia="BIZ UDPゴシック"/>
+          <w:b/>
+          <w:i w:val="0"/>
+          <w:color w:val="2E74B5"/>
+          <w:sz w:val="44"/>
         </w:rPr>
         <w:t>打合せ記録</w:t>
       </w:r>
     </w:p>
     <w:p>
+      <w:pPr>
+        <w:spacing w:before="60" w:after="60"/>
+      </w:pPr>
       <w:r>
         <w:rPr>
-          <w:rFonts w:ascii="游明朝" w:hAnsi="游明朝" w:eastAsia="游明朝"/>
+          <w:rFonts w:ascii="BIZ UDPゴシック" w:hAnsi="BIZ UDPゴシック" w:eastAsia="BIZ UDPゴシック"/>
           <w:b w:val="0"/>
+          <w:i w:val="0"/>
+          <w:sz w:val="24"/>
         </w:rPr>
         <w:t>小野町　第10期介護保険事業計画　／　高齢者保健福祉計画</w:t>
       </w:r>
     </w:p>
     <w:p>
+      <w:pPr>
+        <w:spacing w:before="40" w:after="160"/>
+        <w:ind w:left="113"/>
+      </w:pPr>
       <w:r>
         <w:rPr>
-          <w:rFonts w:ascii="游明朝" w:hAnsi="游明朝" w:eastAsia="游明朝"/>
+          <w:rFonts w:ascii="BIZ UDPゴシック" w:hAnsi="BIZ UDPゴシック" w:eastAsia="BIZ UDPゴシック"/>
           <w:b w:val="0"/>
-          <w:sz w:val="18"/>
+          <w:i w:val="0"/>
+          <w:sz w:val="16"/>
         </w:rPr>
         <w:t>※ 委託仕様書8①により、受託者が作成し町と相互に確認するもの。</w:t>
       </w:r>
     </w:p>
     <w:tbl>
       <w:tblPr>
-        <w:tblStyle w:val="TableGrid"/>
         <w:tblW w:type="auto" w:w="0"/>
+        <w:jc w:val="center"/>
+        <w:tblLayout w:type="fixed"/>
         <w:tblLook w:firstColumn="1" w:firstRow="1" w:lastColumn="0" w:lastRow="0" w:noHBand="0" w:noVBand="1" w:val="04A0"/>
+        <w:tblBorders>
+          <w:top w:val="single" w:sz="6" w:space="0" w:color="2E75B6"/>
+          <w:left w:val="single" w:sz="4" w:space="0" w:color="BFBFBF"/>
+          <w:bottom w:val="single" w:sz="6" w:space="0" w:color="2E75B6"/>
+          <w:right w:val="single" w:sz="4" w:space="0" w:color="BFBFBF"/>
+          <w:insideH w:val="single" w:sz="4" w:space="0" w:color="BFBFBF"/>
+          <w:insideV w:val="single" w:sz="4" w:space="0" w:color="BFBFBF"/>
+        </w:tblBorders>
+        <w:tblCellMar>
+          <w:left w:w="10" w:type="dxa"/>
+          <w:right w:w="10" w:type="dxa"/>
+        </w:tblCellMar>
       </w:tblPr>
       <w:tblGrid>
-        <w:gridCol w:w="4320"/>
-        <w:gridCol w:w="4320"/>
+        <w:gridCol w:w="2641"/>
+        <w:gridCol w:w="6997"/>
       </w:tblGrid>
       <w:tr>
         <w:tc>
           <w:tcPr>
-            <w:tcW w:type="dxa" w:w="4320"/>
+            <w:tcW w:type="dxa" w:w="2641"/>
+            <w:shd w:val="clear" w:fill="1F3864"/>
+            <w:vAlign w:val="center"/>
           </w:tcPr>
           <w:p>
             <w:pPr>
+              <w:spacing w:before="20" w:after="20"/>
               <w:jc w:val="center"/>
             </w:pPr>
-            <w:r/>
             <w:r>
               <w:rPr>
-                <w:rFonts w:ascii="游ゴシック" w:hAnsi="游ゴシック" w:eastAsia="游ゴシック"/>
+                <w:rFonts w:ascii="BIZ UDPゴシック" w:hAnsi="BIZ UDPゴシック" w:eastAsia="BIZ UDPゴシック"/>
                 <w:b/>
-                <w:sz w:val="18"/>
+                <w:i w:val="0"/>
+                <w:color w:val="FFFFFF"/>
+                <w:sz w:val="22"/>
               </w:rPr>
               <w:t>項目</w:t>
             </w:r>
@@ -64,18 +96,22 @@
         </w:tc>
         <w:tc>
           <w:tcPr>
-            <w:tcW w:type="dxa" w:w="4320"/>
+            <w:tcW w:type="dxa" w:w="6997"/>
+            <w:shd w:val="clear" w:fill="1F3864"/>
+            <w:vAlign w:val="center"/>
           </w:tcPr>
           <w:p>
             <w:pPr>
+              <w:spacing w:before="20" w:after="20"/>
               <w:jc w:val="center"/>
             </w:pPr>
-            <w:r/>
             <w:r>
               <w:rPr>
-                <w:rFonts w:ascii="游ゴシック" w:hAnsi="游ゴシック" w:eastAsia="游ゴシック"/>
+                <w:rFonts w:ascii="BIZ UDPゴシック" w:hAnsi="BIZ UDPゴシック" w:eastAsia="BIZ UDPゴシック"/>
                 <w:b/>
-                <w:sz w:val="18"/>
+                <w:i w:val="0"/>
+                <w:color w:val="FFFFFF"/>
+                <w:sz w:val="22"/>
               </w:rPr>
               <w:t>内容</w:t>
             </w:r>
@@ -85,19 +121,19 @@
       <w:tr>
         <w:tc>
           <w:tcPr>
-            <w:tcW w:type="dxa" w:w="4320"/>
+            <w:tcW w:type="dxa" w:w="2641"/>
+            <w:vAlign w:val="center"/>
           </w:tcPr>
           <w:p>
+            <w:pPr>
+              <w:spacing w:before="20" w:after="20"/>
+            </w:pPr>
             <w:r>
               <w:rPr>
-                <w:sz w:val="18"/>
-              </w:rPr>
-            </w:r>
-            <w:r>
-              <w:rPr>
-                <w:rFonts w:ascii="游明朝" w:hAnsi="游明朝" w:eastAsia="游明朝"/>
+                <w:rFonts w:ascii="BIZ UDPゴシック" w:hAnsi="BIZ UDPゴシック" w:eastAsia="BIZ UDPゴシック"/>
                 <w:b w:val="0"/>
-                <w:sz w:val="18"/>
+                <w:i w:val="0"/>
+                <w:sz w:val="22"/>
               </w:rPr>
               <w:t>日時</w:t>
             </w:r>
@@ -105,19 +141,19 @@
         </w:tc>
         <w:tc>
           <w:tcPr>
-            <w:tcW w:type="dxa" w:w="4320"/>
+            <w:tcW w:type="dxa" w:w="6997"/>
+            <w:vAlign w:val="center"/>
           </w:tcPr>
           <w:p>
+            <w:pPr>
+              <w:spacing w:before="20" w:after="20"/>
+            </w:pPr>
             <w:r>
               <w:rPr>
-                <w:sz w:val="18"/>
-              </w:rPr>
-            </w:r>
-            <w:r>
-              <w:rPr>
-                <w:rFonts w:ascii="游明朝" w:hAnsi="游明朝" w:eastAsia="游明朝"/>
+                <w:rFonts w:ascii="BIZ UDPゴシック" w:hAnsi="BIZ UDPゴシック" w:eastAsia="BIZ UDPゴシック"/>
                 <w:b w:val="0"/>
-                <w:sz w:val="18"/>
+                <w:i w:val="0"/>
+                <w:sz w:val="22"/>
               </w:rPr>
               <w:t>令和　　年　　月　　日（　）　　　時　　分　〜　　　時　　分</w:t>
             </w:r>
@@ -127,19 +163,19 @@
       <w:tr>
         <w:tc>
           <w:tcPr>
-            <w:tcW w:type="dxa" w:w="4320"/>
+            <w:tcW w:type="dxa" w:w="2641"/>
+            <w:vAlign w:val="center"/>
           </w:tcPr>
           <w:p>
+            <w:pPr>
+              <w:spacing w:before="20" w:after="20"/>
+            </w:pPr>
             <w:r>
               <w:rPr>
-                <w:sz w:val="18"/>
-              </w:rPr>
-            </w:r>
-            <w:r>
-              <w:rPr>
-                <w:rFonts w:ascii="游明朝" w:hAnsi="游明朝" w:eastAsia="游明朝"/>
+                <w:rFonts w:ascii="BIZ UDPゴシック" w:hAnsi="BIZ UDPゴシック" w:eastAsia="BIZ UDPゴシック"/>
                 <w:b w:val="0"/>
-                <w:sz w:val="18"/>
+                <w:i w:val="0"/>
+                <w:sz w:val="22"/>
               </w:rPr>
               <w:t>場所</w:t>
             </w:r>
@@ -147,19 +183,19 @@
         </w:tc>
         <w:tc>
           <w:tcPr>
-            <w:tcW w:type="dxa" w:w="4320"/>
+            <w:tcW w:type="dxa" w:w="6997"/>
+            <w:vAlign w:val="center"/>
           </w:tcPr>
           <w:p>
+            <w:pPr>
+              <w:spacing w:before="20" w:after="20"/>
+            </w:pPr>
             <w:r>
               <w:rPr>
-                <w:sz w:val="18"/>
-              </w:rPr>
-            </w:r>
-            <w:r>
-              <w:rPr>
-                <w:rFonts w:ascii="游明朝" w:hAnsi="游明朝" w:eastAsia="游明朝"/>
+                <w:rFonts w:ascii="BIZ UDPゴシック" w:hAnsi="BIZ UDPゴシック" w:eastAsia="BIZ UDPゴシック"/>
                 <w:b w:val="0"/>
-                <w:sz w:val="18"/>
+                <w:i w:val="0"/>
+                <w:sz w:val="22"/>
               </w:rPr>
               <w:t xml:space="preserve">　　　　　　　　　　　　　　　　　　　　</w:t>
             </w:r>
@@ -169,19 +205,19 @@
       <w:tr>
         <w:tc>
           <w:tcPr>
-            <w:tcW w:type="dxa" w:w="4320"/>
+            <w:tcW w:type="dxa" w:w="2641"/>
+            <w:vAlign w:val="center"/>
           </w:tcPr>
           <w:p>
+            <w:pPr>
+              <w:spacing w:before="20" w:after="20"/>
+            </w:pPr>
             <w:r>
               <w:rPr>
-                <w:sz w:val="18"/>
-              </w:rPr>
-            </w:r>
-            <w:r>
-              <w:rPr>
-                <w:rFonts w:ascii="游明朝" w:hAnsi="游明朝" w:eastAsia="游明朝"/>
+                <w:rFonts w:ascii="BIZ UDPゴシック" w:hAnsi="BIZ UDPゴシック" w:eastAsia="BIZ UDPゴシック"/>
                 <w:b w:val="0"/>
-                <w:sz w:val="18"/>
+                <w:i w:val="0"/>
+                <w:sz w:val="22"/>
               </w:rPr>
               <w:t>出席者（町）</w:t>
             </w:r>
@@ -189,19 +225,19 @@
         </w:tc>
         <w:tc>
           <w:tcPr>
-            <w:tcW w:type="dxa" w:w="4320"/>
+            <w:tcW w:type="dxa" w:w="6997"/>
+            <w:vAlign w:val="center"/>
           </w:tcPr>
           <w:p>
+            <w:pPr>
+              <w:spacing w:before="20" w:after="20"/>
+            </w:pPr>
             <w:r>
               <w:rPr>
-                <w:sz w:val="18"/>
-              </w:rPr>
-            </w:r>
-            <w:r>
-              <w:rPr>
-                <w:rFonts w:ascii="游明朝" w:hAnsi="游明朝" w:eastAsia="游明朝"/>
+                <w:rFonts w:ascii="BIZ UDPゴシック" w:hAnsi="BIZ UDPゴシック" w:eastAsia="BIZ UDPゴシック"/>
                 <w:b w:val="0"/>
-                <w:sz w:val="18"/>
+                <w:i w:val="0"/>
+                <w:sz w:val="22"/>
               </w:rPr>
               <w:t xml:space="preserve">　　　　　　　　　　　　　　　　　　　　</w:t>
             </w:r>
@@ -211,19 +247,19 @@
       <w:tr>
         <w:tc>
           <w:tcPr>
-            <w:tcW w:type="dxa" w:w="4320"/>
+            <w:tcW w:type="dxa" w:w="2641"/>
+            <w:vAlign w:val="center"/>
           </w:tcPr>
           <w:p>
+            <w:pPr>
+              <w:spacing w:before="20" w:after="20"/>
+            </w:pPr>
             <w:r>
               <w:rPr>
-                <w:sz w:val="18"/>
-              </w:rPr>
-            </w:r>
-            <w:r>
-              <w:rPr>
-                <w:rFonts w:ascii="游明朝" w:hAnsi="游明朝" w:eastAsia="游明朝"/>
+                <w:rFonts w:ascii="BIZ UDPゴシック" w:hAnsi="BIZ UDPゴシック" w:eastAsia="BIZ UDPゴシック"/>
                 <w:b w:val="0"/>
-                <w:sz w:val="18"/>
+                <w:i w:val="0"/>
+                <w:sz w:val="22"/>
               </w:rPr>
               <w:t>出席者（受託者）</w:t>
             </w:r>
@@ -231,19 +267,19 @@
         </w:tc>
         <w:tc>
           <w:tcPr>
-            <w:tcW w:type="dxa" w:w="4320"/>
+            <w:tcW w:type="dxa" w:w="6997"/>
+            <w:vAlign w:val="center"/>
           </w:tcPr>
           <w:p>
+            <w:pPr>
+              <w:spacing w:before="20" w:after="20"/>
+            </w:pPr>
             <w:r>
               <w:rPr>
-                <w:sz w:val="18"/>
-              </w:rPr>
-            </w:r>
-            <w:r>
-              <w:rPr>
-                <w:rFonts w:ascii="游明朝" w:hAnsi="游明朝" w:eastAsia="游明朝"/>
+                <w:rFonts w:ascii="BIZ UDPゴシック" w:hAnsi="BIZ UDPゴシック" w:eastAsia="BIZ UDPゴシック"/>
                 <w:b w:val="0"/>
-                <w:sz w:val="18"/>
+                <w:i w:val="0"/>
+                <w:sz w:val="22"/>
               </w:rPr>
               <w:t xml:space="preserve">　　　　　　　　　　　　　　　　　　　　</w:t>
             </w:r>
@@ -253,19 +289,19 @@
       <w:tr>
         <w:tc>
           <w:tcPr>
-            <w:tcW w:type="dxa" w:w="4320"/>
+            <w:tcW w:type="dxa" w:w="2641"/>
+            <w:vAlign w:val="center"/>
           </w:tcPr>
           <w:p>
+            <w:pPr>
+              <w:spacing w:before="20" w:after="20"/>
+            </w:pPr>
             <w:r>
               <w:rPr>
-                <w:sz w:val="18"/>
-              </w:rPr>
-            </w:r>
-            <w:r>
-              <w:rPr>
-                <w:rFonts w:ascii="游明朝" w:hAnsi="游明朝" w:eastAsia="游明朝"/>
+                <w:rFonts w:ascii="BIZ UDPゴシック" w:hAnsi="BIZ UDPゴシック" w:eastAsia="BIZ UDPゴシック"/>
                 <w:b w:val="0"/>
-                <w:sz w:val="18"/>
+                <w:i w:val="0"/>
+                <w:sz w:val="22"/>
               </w:rPr>
               <w:t>議題</w:t>
             </w:r>
@@ -273,19 +309,19 @@
         </w:tc>
         <w:tc>
           <w:tcPr>
-            <w:tcW w:type="dxa" w:w="4320"/>
+            <w:tcW w:type="dxa" w:w="6997"/>
+            <w:vAlign w:val="center"/>
           </w:tcPr>
           <w:p>
+            <w:pPr>
+              <w:spacing w:before="20" w:after="20"/>
+            </w:pPr>
             <w:r>
               <w:rPr>
-                <w:sz w:val="18"/>
-              </w:rPr>
-            </w:r>
-            <w:r>
-              <w:rPr>
-                <w:rFonts w:ascii="游明朝" w:hAnsi="游明朝" w:eastAsia="游明朝"/>
+                <w:rFonts w:ascii="BIZ UDPゴシック" w:hAnsi="BIZ UDPゴシック" w:eastAsia="BIZ UDPゴシック"/>
                 <w:b w:val="0"/>
-                <w:sz w:val="18"/>
+                <w:i w:val="0"/>
+                <w:sz w:val="22"/>
               </w:rPr>
               <w:t>1 経過と現在地　2 算式の訂正　3 保険料の選択肢　4 決定事項6件　5 依頼資料7件　6 工程</w:t>
             </w:r>
@@ -293,46 +329,74 @@
         </w:tc>
       </w:tr>
     </w:tbl>
-    <w:p/>
     <w:p>
       <w:pPr>
-        <w:pStyle w:val="Heading1"/>
+        <w:spacing w:after="40"/>
       </w:pPr>
+    </w:p>
+    <w:p>
+      <w:pPr>
+        <w:keepNext/>
+        <w:spacing w:before="360" w:after="180"/>
+      </w:pPr>
+      <w:bookmarkStart w:id="101" w:name="_Toc_001"/>
       <w:r>
         <w:rPr>
-          <w:rFonts w:ascii="游ゴシック" w:hAnsi="游ゴシック" w:eastAsia="游ゴシック"/>
+          <w:rFonts w:ascii="BIZ UDPゴシック" w:hAnsi="BIZ UDPゴシック" w:eastAsia="BIZ UDPゴシック"/>
+          <w:b/>
+          <w:i w:val="0"/>
+          <w:color w:val="2E74B5"/>
+          <w:sz w:val="32"/>
         </w:rPr>
         <w:t>1　決定事項</w:t>
       </w:r>
+      <w:bookmarkEnd w:id="101"/>
     </w:p>
     <w:tbl>
       <w:tblPr>
-        <w:tblStyle w:val="TableGrid"/>
         <w:tblW w:type="auto" w:w="0"/>
+        <w:jc w:val="center"/>
+        <w:tblLayout w:type="fixed"/>
         <w:tblLook w:firstColumn="1" w:firstRow="1" w:lastColumn="0" w:lastRow="0" w:noHBand="0" w:noVBand="1" w:val="04A0"/>
+        <w:tblBorders>
+          <w:top w:val="single" w:sz="6" w:space="0" w:color="2E75B6"/>
+          <w:left w:val="single" w:sz="4" w:space="0" w:color="BFBFBF"/>
+          <w:bottom w:val="single" w:sz="6" w:space="0" w:color="2E75B6"/>
+          <w:right w:val="single" w:sz="4" w:space="0" w:color="BFBFBF"/>
+          <w:insideH w:val="single" w:sz="4" w:space="0" w:color="BFBFBF"/>
+          <w:insideV w:val="single" w:sz="4" w:space="0" w:color="BFBFBF"/>
+        </w:tblBorders>
+        <w:tblCellMar>
+          <w:left w:w="10" w:type="dxa"/>
+          <w:right w:w="10" w:type="dxa"/>
+        </w:tblCellMar>
       </w:tblPr>
       <w:tblGrid>
-        <w:gridCol w:w="1728"/>
-        <w:gridCol w:w="1728"/>
-        <w:gridCol w:w="1728"/>
-        <w:gridCol w:w="1728"/>
-        <w:gridCol w:w="1728"/>
+        <w:gridCol w:w="1492"/>
+        <w:gridCol w:w="3670"/>
+        <w:gridCol w:w="1492"/>
+        <w:gridCol w:w="1492"/>
+        <w:gridCol w:w="1492"/>
       </w:tblGrid>
       <w:tr>
         <w:tc>
           <w:tcPr>
-            <w:tcW w:type="dxa" w:w="1728"/>
+            <w:tcW w:type="dxa" w:w="1492"/>
+            <w:shd w:val="clear" w:fill="1F3864"/>
+            <w:vAlign w:val="center"/>
           </w:tcPr>
           <w:p>
             <w:pPr>
+              <w:spacing w:before="20" w:after="20"/>
               <w:jc w:val="center"/>
             </w:pPr>
-            <w:r/>
             <w:r>
               <w:rPr>
-                <w:rFonts w:ascii="游ゴシック" w:hAnsi="游ゴシック" w:eastAsia="游ゴシック"/>
+                <w:rFonts w:ascii="BIZ UDPゴシック" w:hAnsi="BIZ UDPゴシック" w:eastAsia="BIZ UDPゴシック"/>
                 <w:b/>
-                <w:sz w:val="18"/>
+                <w:i w:val="0"/>
+                <w:color w:val="FFFFFF"/>
+                <w:sz w:val="22"/>
               </w:rPr>
               <w:t>#</w:t>
             </w:r>
@@ -340,18 +404,22 @@
         </w:tc>
         <w:tc>
           <w:tcPr>
-            <w:tcW w:type="dxa" w:w="1728"/>
+            <w:tcW w:type="dxa" w:w="3670"/>
+            <w:shd w:val="clear" w:fill="1F3864"/>
+            <w:vAlign w:val="center"/>
           </w:tcPr>
           <w:p>
             <w:pPr>
+              <w:spacing w:before="20" w:after="20"/>
               <w:jc w:val="center"/>
             </w:pPr>
-            <w:r/>
             <w:r>
               <w:rPr>
-                <w:rFonts w:ascii="游ゴシック" w:hAnsi="游ゴシック" w:eastAsia="游ゴシック"/>
+                <w:rFonts w:ascii="BIZ UDPゴシック" w:hAnsi="BIZ UDPゴシック" w:eastAsia="BIZ UDPゴシック"/>
                 <w:b/>
-                <w:sz w:val="18"/>
+                <w:i w:val="0"/>
+                <w:color w:val="FFFFFF"/>
+                <w:sz w:val="22"/>
               </w:rPr>
               <w:t>決めたこと</w:t>
             </w:r>
@@ -359,18 +427,22 @@
         </w:tc>
         <w:tc>
           <w:tcPr>
-            <w:tcW w:type="dxa" w:w="1728"/>
+            <w:tcW w:type="dxa" w:w="1492"/>
+            <w:shd w:val="clear" w:fill="1F3864"/>
+            <w:vAlign w:val="center"/>
           </w:tcPr>
           <w:p>
             <w:pPr>
+              <w:spacing w:before="20" w:after="20"/>
               <w:jc w:val="center"/>
             </w:pPr>
-            <w:r/>
             <w:r>
               <w:rPr>
-                <w:rFonts w:ascii="游ゴシック" w:hAnsi="游ゴシック" w:eastAsia="游ゴシック"/>
+                <w:rFonts w:ascii="BIZ UDPゴシック" w:hAnsi="BIZ UDPゴシック" w:eastAsia="BIZ UDPゴシック"/>
                 <w:b/>
-                <w:sz w:val="18"/>
+                <w:i w:val="0"/>
+                <w:color w:val="FFFFFF"/>
+                <w:sz w:val="22"/>
               </w:rPr>
               <w:t>内容</w:t>
             </w:r>
@@ -378,18 +450,22 @@
         </w:tc>
         <w:tc>
           <w:tcPr>
-            <w:tcW w:type="dxa" w:w="1728"/>
+            <w:tcW w:type="dxa" w:w="1492"/>
+            <w:shd w:val="clear" w:fill="1F3864"/>
+            <w:vAlign w:val="center"/>
           </w:tcPr>
           <w:p>
             <w:pPr>
+              <w:spacing w:before="20" w:after="20"/>
               <w:jc w:val="center"/>
             </w:pPr>
-            <w:r/>
             <w:r>
               <w:rPr>
-                <w:rFonts w:ascii="游ゴシック" w:hAnsi="游ゴシック" w:eastAsia="游ゴシック"/>
+                <w:rFonts w:ascii="BIZ UDPゴシック" w:hAnsi="BIZ UDPゴシック" w:eastAsia="BIZ UDPゴシック"/>
                 <w:b/>
-                <w:sz w:val="18"/>
+                <w:i w:val="0"/>
+                <w:color w:val="FFFFFF"/>
+                <w:sz w:val="22"/>
               </w:rPr>
               <w:t>期限</w:t>
             </w:r>
@@ -397,18 +473,22 @@
         </w:tc>
         <w:tc>
           <w:tcPr>
-            <w:tcW w:type="dxa" w:w="1728"/>
+            <w:tcW w:type="dxa" w:w="1492"/>
+            <w:shd w:val="clear" w:fill="1F3864"/>
+            <w:vAlign w:val="center"/>
           </w:tcPr>
           <w:p>
             <w:pPr>
+              <w:spacing w:before="20" w:after="20"/>
               <w:jc w:val="center"/>
             </w:pPr>
-            <w:r/>
             <w:r>
               <w:rPr>
-                <w:rFonts w:ascii="游ゴシック" w:hAnsi="游ゴシック" w:eastAsia="游ゴシック"/>
+                <w:rFonts w:ascii="BIZ UDPゴシック" w:hAnsi="BIZ UDPゴシック" w:eastAsia="BIZ UDPゴシック"/>
                 <w:b/>
-                <w:sz w:val="18"/>
+                <w:i w:val="0"/>
+                <w:color w:val="FFFFFF"/>
+                <w:sz w:val="22"/>
               </w:rPr>
               <w:t>担当</w:t>
             </w:r>
@@ -418,19 +498,19 @@
       <w:tr>
         <w:tc>
           <w:tcPr>
-            <w:tcW w:type="dxa" w:w="1728"/>
+            <w:tcW w:type="dxa" w:w="1492"/>
+            <w:vAlign w:val="center"/>
           </w:tcPr>
           <w:p>
+            <w:pPr>
+              <w:spacing w:before="20" w:after="20"/>
+            </w:pPr>
             <w:r>
               <w:rPr>
-                <w:sz w:val="18"/>
-              </w:rPr>
-            </w:r>
-            <w:r>
-              <w:rPr>
-                <w:rFonts w:ascii="游明朝" w:hAnsi="游明朝" w:eastAsia="游明朝"/>
+                <w:rFonts w:ascii="BIZ UDPゴシック" w:hAnsi="BIZ UDPゴシック" w:eastAsia="BIZ UDPゴシック"/>
                 <w:b w:val="0"/>
-                <w:sz w:val="18"/>
+                <w:i w:val="0"/>
+                <w:sz w:val="22"/>
               </w:rPr>
               <w:t>1</w:t>
             </w:r>
@@ -438,19 +518,19 @@
         </w:tc>
         <w:tc>
           <w:tcPr>
-            <w:tcW w:type="dxa" w:w="1728"/>
+            <w:tcW w:type="dxa" w:w="3670"/>
+            <w:vAlign w:val="center"/>
           </w:tcPr>
           <w:p>
+            <w:pPr>
+              <w:spacing w:before="20" w:after="20"/>
+            </w:pPr>
             <w:r>
               <w:rPr>
-                <w:sz w:val="18"/>
-              </w:rPr>
-            </w:r>
-            <w:r>
-              <w:rPr>
-                <w:rFonts w:ascii="游明朝" w:hAnsi="游明朝" w:eastAsia="游明朝"/>
+                <w:rFonts w:ascii="BIZ UDPゴシック" w:hAnsi="BIZ UDPゴシック" w:eastAsia="BIZ UDPゴシック"/>
                 <w:b w:val="0"/>
-                <w:sz w:val="18"/>
+                <w:i w:val="0"/>
+                <w:sz w:val="22"/>
               </w:rPr>
               <w:t>保険料基準額をいくらに置くか</w:t>
             </w:r>
@@ -458,57 +538,54 @@
         </w:tc>
         <w:tc>
           <w:tcPr>
-            <w:tcW w:type="dxa" w:w="1728"/>
+            <w:tcW w:type="dxa" w:w="1492"/>
+            <w:vAlign w:val="center"/>
           </w:tcPr>
           <w:p>
-            <w:r>
-              <w:rPr>
-                <w:sz w:val="18"/>
-              </w:rPr>
-            </w:r>
+            <w:pPr>
+              <w:spacing w:before="20" w:after="20"/>
+            </w:pPr>
           </w:p>
         </w:tc>
         <w:tc>
           <w:tcPr>
-            <w:tcW w:type="dxa" w:w="1728"/>
+            <w:tcW w:type="dxa" w:w="1492"/>
+            <w:vAlign w:val="center"/>
           </w:tcPr>
           <w:p>
-            <w:r>
-              <w:rPr>
-                <w:sz w:val="18"/>
-              </w:rPr>
-            </w:r>
+            <w:pPr>
+              <w:spacing w:before="20" w:after="20"/>
+            </w:pPr>
           </w:p>
         </w:tc>
         <w:tc>
           <w:tcPr>
-            <w:tcW w:type="dxa" w:w="1728"/>
+            <w:tcW w:type="dxa" w:w="1492"/>
+            <w:vAlign w:val="center"/>
           </w:tcPr>
           <w:p>
-            <w:r>
-              <w:rPr>
-                <w:sz w:val="18"/>
-              </w:rPr>
-            </w:r>
+            <w:pPr>
+              <w:spacing w:before="20" w:after="20"/>
+            </w:pPr>
           </w:p>
         </w:tc>
       </w:tr>
       <w:tr>
         <w:tc>
           <w:tcPr>
-            <w:tcW w:type="dxa" w:w="1728"/>
+            <w:tcW w:type="dxa" w:w="1492"/>
+            <w:vAlign w:val="center"/>
           </w:tcPr>
           <w:p>
+            <w:pPr>
+              <w:spacing w:before="20" w:after="20"/>
+            </w:pPr>
             <w:r>
               <w:rPr>
-                <w:sz w:val="18"/>
-              </w:rPr>
-            </w:r>
-            <w:r>
-              <w:rPr>
-                <w:rFonts w:ascii="游明朝" w:hAnsi="游明朝" w:eastAsia="游明朝"/>
+                <w:rFonts w:ascii="BIZ UDPゴシック" w:hAnsi="BIZ UDPゴシック" w:eastAsia="BIZ UDPゴシック"/>
                 <w:b w:val="0"/>
-                <w:sz w:val="18"/>
+                <w:i w:val="0"/>
+                <w:sz w:val="22"/>
               </w:rPr>
               <w:t>2</w:t>
             </w:r>
@@ -516,19 +593,19 @@
         </w:tc>
         <w:tc>
           <w:tcPr>
-            <w:tcW w:type="dxa" w:w="1728"/>
+            <w:tcW w:type="dxa" w:w="3670"/>
+            <w:vAlign w:val="center"/>
           </w:tcPr>
           <w:p>
+            <w:pPr>
+              <w:spacing w:before="20" w:after="20"/>
+            </w:pPr>
             <w:r>
               <w:rPr>
-                <w:sz w:val="18"/>
-              </w:rPr>
-            </w:r>
-            <w:r>
-              <w:rPr>
-                <w:rFonts w:ascii="游明朝" w:hAnsi="游明朝" w:eastAsia="游明朝"/>
+                <w:rFonts w:ascii="BIZ UDPゴシック" w:hAnsi="BIZ UDPゴシック" w:eastAsia="BIZ UDPゴシック"/>
                 <w:b w:val="0"/>
-                <w:sz w:val="18"/>
+                <w:i w:val="0"/>
+                <w:sz w:val="22"/>
               </w:rPr>
               <w:t>準備基金の残高と取崩額</w:t>
             </w:r>
@@ -536,57 +613,54 @@
         </w:tc>
         <w:tc>
           <w:tcPr>
-            <w:tcW w:type="dxa" w:w="1728"/>
+            <w:tcW w:type="dxa" w:w="1492"/>
+            <w:vAlign w:val="center"/>
           </w:tcPr>
           <w:p>
-            <w:r>
-              <w:rPr>
-                <w:sz w:val="18"/>
-              </w:rPr>
-            </w:r>
+            <w:pPr>
+              <w:spacing w:before="20" w:after="20"/>
+            </w:pPr>
           </w:p>
         </w:tc>
         <w:tc>
           <w:tcPr>
-            <w:tcW w:type="dxa" w:w="1728"/>
+            <w:tcW w:type="dxa" w:w="1492"/>
+            <w:vAlign w:val="center"/>
           </w:tcPr>
           <w:p>
-            <w:r>
-              <w:rPr>
-                <w:sz w:val="18"/>
-              </w:rPr>
-            </w:r>
+            <w:pPr>
+              <w:spacing w:before="20" w:after="20"/>
+            </w:pPr>
           </w:p>
         </w:tc>
         <w:tc>
           <w:tcPr>
-            <w:tcW w:type="dxa" w:w="1728"/>
+            <w:tcW w:type="dxa" w:w="1492"/>
+            <w:vAlign w:val="center"/>
           </w:tcPr>
           <w:p>
-            <w:r>
-              <w:rPr>
-                <w:sz w:val="18"/>
-              </w:rPr>
-            </w:r>
+            <w:pPr>
+              <w:spacing w:before="20" w:after="20"/>
+            </w:pPr>
           </w:p>
         </w:tc>
       </w:tr>
       <w:tr>
         <w:tc>
           <w:tcPr>
-            <w:tcW w:type="dxa" w:w="1728"/>
+            <w:tcW w:type="dxa" w:w="1492"/>
+            <w:vAlign w:val="center"/>
           </w:tcPr>
           <w:p>
+            <w:pPr>
+              <w:spacing w:before="20" w:after="20"/>
+            </w:pPr>
             <w:r>
               <w:rPr>
-                <w:sz w:val="18"/>
-              </w:rPr>
-            </w:r>
-            <w:r>
-              <w:rPr>
-                <w:rFonts w:ascii="游明朝" w:hAnsi="游明朝" w:eastAsia="游明朝"/>
+                <w:rFonts w:ascii="BIZ UDPゴシック" w:hAnsi="BIZ UDPゴシック" w:eastAsia="BIZ UDPゴシック"/>
                 <w:b w:val="0"/>
-                <w:sz w:val="18"/>
+                <w:i w:val="0"/>
+                <w:sz w:val="22"/>
               </w:rPr>
               <w:t>3</w:t>
             </w:r>
@@ -594,19 +668,19 @@
         </w:tc>
         <w:tc>
           <w:tcPr>
-            <w:tcW w:type="dxa" w:w="1728"/>
+            <w:tcW w:type="dxa" w:w="3670"/>
+            <w:vAlign w:val="center"/>
           </w:tcPr>
           <w:p>
+            <w:pPr>
+              <w:spacing w:before="20" w:after="20"/>
+            </w:pPr>
             <w:r>
               <w:rPr>
-                <w:sz w:val="18"/>
-              </w:rPr>
-            </w:r>
-            <w:r>
-              <w:rPr>
-                <w:rFonts w:ascii="游明朝" w:hAnsi="游明朝" w:eastAsia="游明朝"/>
+                <w:rFonts w:ascii="BIZ UDPゴシック" w:hAnsi="BIZ UDPゴシック" w:eastAsia="BIZ UDPゴシック"/>
                 <w:b w:val="0"/>
-                <w:sz w:val="18"/>
+                <w:i w:val="0"/>
+                <w:sz w:val="22"/>
               </w:rPr>
               <w:t>協議会の開催回数と日程</w:t>
             </w:r>
@@ -614,57 +688,54 @@
         </w:tc>
         <w:tc>
           <w:tcPr>
-            <w:tcW w:type="dxa" w:w="1728"/>
+            <w:tcW w:type="dxa" w:w="1492"/>
+            <w:vAlign w:val="center"/>
           </w:tcPr>
           <w:p>
-            <w:r>
-              <w:rPr>
-                <w:sz w:val="18"/>
-              </w:rPr>
-            </w:r>
+            <w:pPr>
+              <w:spacing w:before="20" w:after="20"/>
+            </w:pPr>
           </w:p>
         </w:tc>
         <w:tc>
           <w:tcPr>
-            <w:tcW w:type="dxa" w:w="1728"/>
+            <w:tcW w:type="dxa" w:w="1492"/>
+            <w:vAlign w:val="center"/>
           </w:tcPr>
           <w:p>
-            <w:r>
-              <w:rPr>
-                <w:sz w:val="18"/>
-              </w:rPr>
-            </w:r>
+            <w:pPr>
+              <w:spacing w:before="20" w:after="20"/>
+            </w:pPr>
           </w:p>
         </w:tc>
         <w:tc>
           <w:tcPr>
-            <w:tcW w:type="dxa" w:w="1728"/>
+            <w:tcW w:type="dxa" w:w="1492"/>
+            <w:vAlign w:val="center"/>
           </w:tcPr>
           <w:p>
-            <w:r>
-              <w:rPr>
-                <w:sz w:val="18"/>
-              </w:rPr>
-            </w:r>
+            <w:pPr>
+              <w:spacing w:before="20" w:after="20"/>
+            </w:pPr>
           </w:p>
         </w:tc>
       </w:tr>
       <w:tr>
         <w:tc>
           <w:tcPr>
-            <w:tcW w:type="dxa" w:w="1728"/>
+            <w:tcW w:type="dxa" w:w="1492"/>
+            <w:vAlign w:val="center"/>
           </w:tcPr>
           <w:p>
+            <w:pPr>
+              <w:spacing w:before="20" w:after="20"/>
+            </w:pPr>
             <w:r>
               <w:rPr>
-                <w:sz w:val="18"/>
-              </w:rPr>
-            </w:r>
-            <w:r>
-              <w:rPr>
-                <w:rFonts w:ascii="游明朝" w:hAnsi="游明朝" w:eastAsia="游明朝"/>
+                <w:rFonts w:ascii="BIZ UDPゴシック" w:hAnsi="BIZ UDPゴシック" w:eastAsia="BIZ UDPゴシック"/>
                 <w:b w:val="0"/>
-                <w:sz w:val="18"/>
+                <w:i w:val="0"/>
+                <w:sz w:val="22"/>
               </w:rPr>
               <w:t>4</w:t>
             </w:r>
@@ -672,19 +743,19 @@
         </w:tc>
         <w:tc>
           <w:tcPr>
-            <w:tcW w:type="dxa" w:w="1728"/>
+            <w:tcW w:type="dxa" w:w="3670"/>
+            <w:vAlign w:val="center"/>
           </w:tcPr>
           <w:p>
+            <w:pPr>
+              <w:spacing w:before="20" w:after="20"/>
+            </w:pPr>
             <w:r>
               <w:rPr>
-                <w:sz w:val="18"/>
-              </w:rPr>
-            </w:r>
-            <w:r>
-              <w:rPr>
-                <w:rFonts w:ascii="游明朝" w:hAnsi="游明朝" w:eastAsia="游明朝"/>
+                <w:rFonts w:ascii="BIZ UDPゴシック" w:hAnsi="BIZ UDPゴシック" w:eastAsia="BIZ UDPゴシック"/>
                 <w:b w:val="0"/>
-                <w:sz w:val="18"/>
+                <w:i w:val="0"/>
+                <w:sz w:val="22"/>
               </w:rPr>
               <w:t>認知症の人及びその家族等からの意見聴取の方法</w:t>
             </w:r>
@@ -692,57 +763,54 @@
         </w:tc>
         <w:tc>
           <w:tcPr>
-            <w:tcW w:type="dxa" w:w="1728"/>
+            <w:tcW w:type="dxa" w:w="1492"/>
+            <w:vAlign w:val="center"/>
           </w:tcPr>
           <w:p>
-            <w:r>
-              <w:rPr>
-                <w:sz w:val="18"/>
-              </w:rPr>
-            </w:r>
+            <w:pPr>
+              <w:spacing w:before="20" w:after="20"/>
+            </w:pPr>
           </w:p>
         </w:tc>
         <w:tc>
           <w:tcPr>
-            <w:tcW w:type="dxa" w:w="1728"/>
+            <w:tcW w:type="dxa" w:w="1492"/>
+            <w:vAlign w:val="center"/>
           </w:tcPr>
           <w:p>
-            <w:r>
-              <w:rPr>
-                <w:sz w:val="18"/>
-              </w:rPr>
-            </w:r>
+            <w:pPr>
+              <w:spacing w:before="20" w:after="20"/>
+            </w:pPr>
           </w:p>
         </w:tc>
         <w:tc>
           <w:tcPr>
-            <w:tcW w:type="dxa" w:w="1728"/>
+            <w:tcW w:type="dxa" w:w="1492"/>
+            <w:vAlign w:val="center"/>
           </w:tcPr>
           <w:p>
-            <w:r>
-              <w:rPr>
-                <w:sz w:val="18"/>
-              </w:rPr>
-            </w:r>
+            <w:pPr>
+              <w:spacing w:before="20" w:after="20"/>
+            </w:pPr>
           </w:p>
         </w:tc>
       </w:tr>
       <w:tr>
         <w:tc>
           <w:tcPr>
-            <w:tcW w:type="dxa" w:w="1728"/>
+            <w:tcW w:type="dxa" w:w="1492"/>
+            <w:vAlign w:val="center"/>
           </w:tcPr>
           <w:p>
+            <w:pPr>
+              <w:spacing w:before="20" w:after="20"/>
+            </w:pPr>
             <w:r>
               <w:rPr>
-                <w:sz w:val="18"/>
-              </w:rPr>
-            </w:r>
-            <w:r>
-              <w:rPr>
-                <w:rFonts w:ascii="游明朝" w:hAnsi="游明朝" w:eastAsia="游明朝"/>
+                <w:rFonts w:ascii="BIZ UDPゴシック" w:hAnsi="BIZ UDPゴシック" w:eastAsia="BIZ UDPゴシック"/>
                 <w:b w:val="0"/>
-                <w:sz w:val="18"/>
+                <w:i w:val="0"/>
+                <w:sz w:val="22"/>
               </w:rPr>
               <w:t>5</w:t>
             </w:r>
@@ -750,19 +818,19 @@
         </w:tc>
         <w:tc>
           <w:tcPr>
-            <w:tcW w:type="dxa" w:w="1728"/>
+            <w:tcW w:type="dxa" w:w="3670"/>
+            <w:vAlign w:val="center"/>
           </w:tcPr>
           <w:p>
+            <w:pPr>
+              <w:spacing w:before="20" w:after="20"/>
+            </w:pPr>
             <w:r>
               <w:rPr>
-                <w:sz w:val="18"/>
-              </w:rPr>
-            </w:r>
-            <w:r>
-              <w:rPr>
-                <w:rFonts w:ascii="游明朝" w:hAnsi="游明朝" w:eastAsia="游明朝"/>
+                <w:rFonts w:ascii="BIZ UDPゴシック" w:hAnsi="BIZ UDPゴシック" w:eastAsia="BIZ UDPゴシック"/>
                 <w:b w:val="0"/>
-                <w:sz w:val="18"/>
+                <w:i w:val="0"/>
+                <w:sz w:val="22"/>
               </w:rPr>
               <w:t>認知症施策推進基本計画の包含の形式</w:t>
             </w:r>
@@ -770,57 +838,54 @@
         </w:tc>
         <w:tc>
           <w:tcPr>
-            <w:tcW w:type="dxa" w:w="1728"/>
+            <w:tcW w:type="dxa" w:w="1492"/>
+            <w:vAlign w:val="center"/>
           </w:tcPr>
           <w:p>
-            <w:r>
-              <w:rPr>
-                <w:sz w:val="18"/>
-              </w:rPr>
-            </w:r>
+            <w:pPr>
+              <w:spacing w:before="20" w:after="20"/>
+            </w:pPr>
           </w:p>
         </w:tc>
         <w:tc>
           <w:tcPr>
-            <w:tcW w:type="dxa" w:w="1728"/>
+            <w:tcW w:type="dxa" w:w="1492"/>
+            <w:vAlign w:val="center"/>
           </w:tcPr>
           <w:p>
-            <w:r>
-              <w:rPr>
-                <w:sz w:val="18"/>
-              </w:rPr>
-            </w:r>
+            <w:pPr>
+              <w:spacing w:before="20" w:after="20"/>
+            </w:pPr>
           </w:p>
         </w:tc>
         <w:tc>
           <w:tcPr>
-            <w:tcW w:type="dxa" w:w="1728"/>
+            <w:tcW w:type="dxa" w:w="1492"/>
+            <w:vAlign w:val="center"/>
           </w:tcPr>
           <w:p>
-            <w:r>
-              <w:rPr>
-                <w:sz w:val="18"/>
-              </w:rPr>
-            </w:r>
+            <w:pPr>
+              <w:spacing w:before="20" w:after="20"/>
+            </w:pPr>
           </w:p>
         </w:tc>
       </w:tr>
       <w:tr>
         <w:tc>
           <w:tcPr>
-            <w:tcW w:type="dxa" w:w="1728"/>
+            <w:tcW w:type="dxa" w:w="1492"/>
+            <w:vAlign w:val="center"/>
           </w:tcPr>
           <w:p>
+            <w:pPr>
+              <w:spacing w:before="20" w:after="20"/>
+            </w:pPr>
             <w:r>
               <w:rPr>
-                <w:sz w:val="18"/>
-              </w:rPr>
-            </w:r>
-            <w:r>
-              <w:rPr>
-                <w:rFonts w:ascii="游明朝" w:hAnsi="游明朝" w:eastAsia="游明朝"/>
+                <w:rFonts w:ascii="BIZ UDPゴシック" w:hAnsi="BIZ UDPゴシック" w:eastAsia="BIZ UDPゴシック"/>
                 <w:b w:val="0"/>
-                <w:sz w:val="18"/>
+                <w:i w:val="0"/>
+                <w:sz w:val="22"/>
               </w:rPr>
               <w:t>6</w:t>
             </w:r>
@@ -828,19 +893,19 @@
         </w:tc>
         <w:tc>
           <w:tcPr>
-            <w:tcW w:type="dxa" w:w="1728"/>
+            <w:tcW w:type="dxa" w:w="3670"/>
+            <w:vAlign w:val="center"/>
           </w:tcPr>
           <w:p>
+            <w:pPr>
+              <w:spacing w:before="20" w:after="20"/>
+            </w:pPr>
             <w:r>
               <w:rPr>
-                <w:sz w:val="18"/>
-              </w:rPr>
-            </w:r>
-            <w:r>
-              <w:rPr>
-                <w:rFonts w:ascii="游明朝" w:hAnsi="游明朝" w:eastAsia="游明朝"/>
+                <w:rFonts w:ascii="BIZ UDPゴシック" w:hAnsi="BIZ UDPゴシック" w:eastAsia="BIZ UDPゴシック"/>
                 <w:b w:val="0"/>
-                <w:sz w:val="18"/>
+                <w:i w:val="0"/>
+                <w:sz w:val="22"/>
               </w:rPr>
               <w:t>見える化システムの都道府県への提出時期</w:t>
             </w:r>
@@ -848,81 +913,106 @@
         </w:tc>
         <w:tc>
           <w:tcPr>
-            <w:tcW w:type="dxa" w:w="1728"/>
+            <w:tcW w:type="dxa" w:w="1492"/>
+            <w:vAlign w:val="center"/>
           </w:tcPr>
           <w:p>
-            <w:r>
-              <w:rPr>
-                <w:sz w:val="18"/>
-              </w:rPr>
-            </w:r>
+            <w:pPr>
+              <w:spacing w:before="20" w:after="20"/>
+            </w:pPr>
           </w:p>
         </w:tc>
         <w:tc>
           <w:tcPr>
-            <w:tcW w:type="dxa" w:w="1728"/>
+            <w:tcW w:type="dxa" w:w="1492"/>
+            <w:vAlign w:val="center"/>
           </w:tcPr>
           <w:p>
-            <w:r>
-              <w:rPr>
-                <w:sz w:val="18"/>
-              </w:rPr>
-            </w:r>
+            <w:pPr>
+              <w:spacing w:before="20" w:after="20"/>
+            </w:pPr>
           </w:p>
         </w:tc>
         <w:tc>
           <w:tcPr>
-            <w:tcW w:type="dxa" w:w="1728"/>
+            <w:tcW w:type="dxa" w:w="1492"/>
+            <w:vAlign w:val="center"/>
           </w:tcPr>
           <w:p>
-            <w:r>
-              <w:rPr>
-                <w:sz w:val="18"/>
-              </w:rPr>
-            </w:r>
+            <w:pPr>
+              <w:spacing w:before="20" w:after="20"/>
+            </w:pPr>
           </w:p>
         </w:tc>
       </w:tr>
     </w:tbl>
-    <w:p/>
     <w:p>
       <w:pPr>
-        <w:pStyle w:val="Heading1"/>
+        <w:spacing w:after="40"/>
       </w:pPr>
+    </w:p>
+    <w:p>
+      <w:pPr>
+        <w:keepNext/>
+        <w:spacing w:before="360" w:after="180"/>
+      </w:pPr>
+      <w:bookmarkStart w:id="102" w:name="_Toc_002"/>
       <w:r>
         <w:rPr>
-          <w:rFonts w:ascii="游ゴシック" w:hAnsi="游ゴシック" w:eastAsia="游ゴシック"/>
+          <w:rFonts w:ascii="BIZ UDPゴシック" w:hAnsi="BIZ UDPゴシック" w:eastAsia="BIZ UDPゴシック"/>
+          <w:b/>
+          <w:i w:val="0"/>
+          <w:color w:val="2E74B5"/>
+          <w:sz w:val="32"/>
         </w:rPr>
         <w:t>2　依頼資料への回答</w:t>
       </w:r>
+      <w:bookmarkEnd w:id="102"/>
     </w:p>
     <w:tbl>
       <w:tblPr>
-        <w:tblStyle w:val="TableGrid"/>
         <w:tblW w:type="auto" w:w="0"/>
+        <w:jc w:val="center"/>
+        <w:tblLayout w:type="fixed"/>
         <w:tblLook w:firstColumn="1" w:firstRow="1" w:lastColumn="0" w:lastRow="0" w:noHBand="0" w:noVBand="1" w:val="04A0"/>
+        <w:tblBorders>
+          <w:top w:val="single" w:sz="6" w:space="0" w:color="2E75B6"/>
+          <w:left w:val="single" w:sz="4" w:space="0" w:color="BFBFBF"/>
+          <w:bottom w:val="single" w:sz="6" w:space="0" w:color="2E75B6"/>
+          <w:right w:val="single" w:sz="4" w:space="0" w:color="BFBFBF"/>
+          <w:insideH w:val="single" w:sz="4" w:space="0" w:color="BFBFBF"/>
+          <w:insideV w:val="single" w:sz="4" w:space="0" w:color="BFBFBF"/>
+        </w:tblBorders>
+        <w:tblCellMar>
+          <w:left w:w="10" w:type="dxa"/>
+          <w:right w:w="10" w:type="dxa"/>
+        </w:tblCellMar>
       </w:tblPr>
       <w:tblGrid>
-        <w:gridCol w:w="2160"/>
-        <w:gridCol w:w="2160"/>
-        <w:gridCol w:w="2160"/>
-        <w:gridCol w:w="2160"/>
+        <w:gridCol w:w="1499"/>
+        <w:gridCol w:w="3882"/>
+        <w:gridCol w:w="2758"/>
+        <w:gridCol w:w="1499"/>
       </w:tblGrid>
       <w:tr>
         <w:tc>
           <w:tcPr>
-            <w:tcW w:type="dxa" w:w="2160"/>
+            <w:tcW w:type="dxa" w:w="1499"/>
+            <w:shd w:val="clear" w:fill="1F3864"/>
+            <w:vAlign w:val="center"/>
           </w:tcPr>
           <w:p>
             <w:pPr>
+              <w:spacing w:before="20" w:after="20"/>
               <w:jc w:val="center"/>
             </w:pPr>
-            <w:r/>
             <w:r>
               <w:rPr>
-                <w:rFonts w:ascii="游ゴシック" w:hAnsi="游ゴシック" w:eastAsia="游ゴシック"/>
+                <w:rFonts w:ascii="BIZ UDPゴシック" w:hAnsi="BIZ UDPゴシック" w:eastAsia="BIZ UDPゴシック"/>
                 <w:b/>
-                <w:sz w:val="18"/>
+                <w:i w:val="0"/>
+                <w:color w:val="FFFFFF"/>
+                <w:sz w:val="22"/>
               </w:rPr>
               <w:t>#</w:t>
             </w:r>
@@ -930,18 +1020,22 @@
         </w:tc>
         <w:tc>
           <w:tcPr>
-            <w:tcW w:type="dxa" w:w="2160"/>
+            <w:tcW w:type="dxa" w:w="3882"/>
+            <w:shd w:val="clear" w:fill="1F3864"/>
+            <w:vAlign w:val="center"/>
           </w:tcPr>
           <w:p>
             <w:pPr>
+              <w:spacing w:before="20" w:after="20"/>
               <w:jc w:val="center"/>
             </w:pPr>
-            <w:r/>
             <w:r>
               <w:rPr>
-                <w:rFonts w:ascii="游ゴシック" w:hAnsi="游ゴシック" w:eastAsia="游ゴシック"/>
+                <w:rFonts w:ascii="BIZ UDPゴシック" w:hAnsi="BIZ UDPゴシック" w:eastAsia="BIZ UDPゴシック"/>
                 <w:b/>
-                <w:sz w:val="18"/>
+                <w:i w:val="0"/>
+                <w:color w:val="FFFFFF"/>
+                <w:sz w:val="22"/>
               </w:rPr>
               <w:t>資料</w:t>
             </w:r>
@@ -949,18 +1043,22 @@
         </w:tc>
         <w:tc>
           <w:tcPr>
-            <w:tcW w:type="dxa" w:w="2160"/>
+            <w:tcW w:type="dxa" w:w="2758"/>
+            <w:shd w:val="clear" w:fill="1F3864"/>
+            <w:vAlign w:val="center"/>
           </w:tcPr>
           <w:p>
             <w:pPr>
+              <w:spacing w:before="20" w:after="20"/>
               <w:jc w:val="center"/>
             </w:pPr>
-            <w:r/>
             <w:r>
               <w:rPr>
-                <w:rFonts w:ascii="游ゴシック" w:hAnsi="游ゴシック" w:eastAsia="游ゴシック"/>
+                <w:rFonts w:ascii="BIZ UDPゴシック" w:hAnsi="BIZ UDPゴシック" w:eastAsia="BIZ UDPゴシック"/>
                 <w:b/>
-                <w:sz w:val="18"/>
+                <w:i w:val="0"/>
+                <w:color w:val="FFFFFF"/>
+                <w:sz w:val="22"/>
               </w:rPr>
               <w:t>回答（提供の可否・時期）</w:t>
             </w:r>
@@ -968,18 +1066,22 @@
         </w:tc>
         <w:tc>
           <w:tcPr>
-            <w:tcW w:type="dxa" w:w="2160"/>
+            <w:tcW w:type="dxa" w:w="1499"/>
+            <w:shd w:val="clear" w:fill="1F3864"/>
+            <w:vAlign w:val="center"/>
           </w:tcPr>
           <w:p>
             <w:pPr>
+              <w:spacing w:before="20" w:after="20"/>
               <w:jc w:val="center"/>
             </w:pPr>
-            <w:r/>
             <w:r>
               <w:rPr>
-                <w:rFonts w:ascii="游ゴシック" w:hAnsi="游ゴシック" w:eastAsia="游ゴシック"/>
+                <w:rFonts w:ascii="BIZ UDPゴシック" w:hAnsi="BIZ UDPゴシック" w:eastAsia="BIZ UDPゴシック"/>
                 <w:b/>
-                <w:sz w:val="18"/>
+                <w:i w:val="0"/>
+                <w:color w:val="FFFFFF"/>
+                <w:sz w:val="22"/>
               </w:rPr>
               <w:t>担当</w:t>
             </w:r>
@@ -989,19 +1091,19 @@
       <w:tr>
         <w:tc>
           <w:tcPr>
-            <w:tcW w:type="dxa" w:w="2160"/>
+            <w:tcW w:type="dxa" w:w="1499"/>
+            <w:vAlign w:val="center"/>
           </w:tcPr>
           <w:p>
+            <w:pPr>
+              <w:spacing w:before="20" w:after="20"/>
+            </w:pPr>
             <w:r>
               <w:rPr>
-                <w:sz w:val="18"/>
-              </w:rPr>
-            </w:r>
-            <w:r>
-              <w:rPr>
-                <w:rFonts w:ascii="游明朝" w:hAnsi="游明朝" w:eastAsia="游明朝"/>
+                <w:rFonts w:ascii="BIZ UDPゴシック" w:hAnsi="BIZ UDPゴシック" w:eastAsia="BIZ UDPゴシック"/>
                 <w:b w:val="0"/>
-                <w:sz w:val="18"/>
+                <w:i w:val="0"/>
+                <w:sz w:val="22"/>
               </w:rPr>
               <w:t>1</w:t>
             </w:r>
@@ -1009,19 +1111,19 @@
         </w:tc>
         <w:tc>
           <w:tcPr>
-            <w:tcW w:type="dxa" w:w="2160"/>
+            <w:tcW w:type="dxa" w:w="3882"/>
+            <w:vAlign w:val="center"/>
           </w:tcPr>
           <w:p>
+            <w:pPr>
+              <w:spacing w:before="20" w:after="20"/>
+            </w:pPr>
             <w:r>
               <w:rPr>
-                <w:sz w:val="18"/>
-              </w:rPr>
-            </w:r>
-            <w:r>
-              <w:rPr>
-                <w:rFonts w:ascii="游明朝" w:hAnsi="游明朝" w:eastAsia="游明朝"/>
+                <w:rFonts w:ascii="BIZ UDPゴシック" w:hAnsi="BIZ UDPゴシック" w:eastAsia="BIZ UDPゴシック"/>
                 <w:b w:val="0"/>
-                <w:sz w:val="18"/>
+                <w:i w:val="0"/>
+                <w:sz w:val="22"/>
               </w:rPr>
               <w:t>介護給付費準備基金の運用状況調書</w:t>
             </w:r>
@@ -1029,45 +1131,43 @@
         </w:tc>
         <w:tc>
           <w:tcPr>
-            <w:tcW w:type="dxa" w:w="2160"/>
+            <w:tcW w:type="dxa" w:w="2758"/>
+            <w:vAlign w:val="center"/>
           </w:tcPr>
           <w:p>
-            <w:r>
-              <w:rPr>
-                <w:sz w:val="18"/>
-              </w:rPr>
-            </w:r>
+            <w:pPr>
+              <w:spacing w:before="20" w:after="20"/>
+            </w:pPr>
           </w:p>
         </w:tc>
         <w:tc>
           <w:tcPr>
-            <w:tcW w:type="dxa" w:w="2160"/>
+            <w:tcW w:type="dxa" w:w="1499"/>
+            <w:vAlign w:val="center"/>
           </w:tcPr>
           <w:p>
-            <w:r>
-              <w:rPr>
-                <w:sz w:val="18"/>
-              </w:rPr>
-            </w:r>
+            <w:pPr>
+              <w:spacing w:before="20" w:after="20"/>
+            </w:pPr>
           </w:p>
         </w:tc>
       </w:tr>
       <w:tr>
         <w:tc>
           <w:tcPr>
-            <w:tcW w:type="dxa" w:w="2160"/>
+            <w:tcW w:type="dxa" w:w="1499"/>
+            <w:vAlign w:val="center"/>
           </w:tcPr>
           <w:p>
+            <w:pPr>
+              <w:spacing w:before="20" w:after="20"/>
+            </w:pPr>
             <w:r>
               <w:rPr>
-                <w:sz w:val="18"/>
-              </w:rPr>
-            </w:r>
-            <w:r>
-              <w:rPr>
-                <w:rFonts w:ascii="游明朝" w:hAnsi="游明朝" w:eastAsia="游明朝"/>
+                <w:rFonts w:ascii="BIZ UDPゴシック" w:hAnsi="BIZ UDPゴシック" w:eastAsia="BIZ UDPゴシック"/>
                 <w:b w:val="0"/>
-                <w:sz w:val="18"/>
+                <w:i w:val="0"/>
+                <w:sz w:val="22"/>
               </w:rPr>
               <w:t>2</w:t>
             </w:r>
@@ -1075,19 +1175,19 @@
         </w:tc>
         <w:tc>
           <w:tcPr>
-            <w:tcW w:type="dxa" w:w="2160"/>
+            <w:tcW w:type="dxa" w:w="3882"/>
+            <w:vAlign w:val="center"/>
           </w:tcPr>
           <w:p>
+            <w:pPr>
+              <w:spacing w:before="20" w:after="20"/>
+            </w:pPr>
             <w:r>
               <w:rPr>
-                <w:sz w:val="18"/>
-              </w:rPr>
-            </w:r>
-            <w:r>
-              <w:rPr>
-                <w:rFonts w:ascii="游明朝" w:hAnsi="游明朝" w:eastAsia="游明朝"/>
+                <w:rFonts w:ascii="BIZ UDPゴシック" w:hAnsi="BIZ UDPゴシック" w:eastAsia="BIZ UDPゴシック"/>
                 <w:b w:val="0"/>
-                <w:sz w:val="18"/>
+                <w:i w:val="0"/>
+                <w:sz w:val="22"/>
               </w:rPr>
               <w:t>令和7年度の介護保険特別会計決算</w:t>
             </w:r>
@@ -1095,45 +1195,43 @@
         </w:tc>
         <w:tc>
           <w:tcPr>
-            <w:tcW w:type="dxa" w:w="2160"/>
+            <w:tcW w:type="dxa" w:w="2758"/>
+            <w:vAlign w:val="center"/>
           </w:tcPr>
           <w:p>
-            <w:r>
-              <w:rPr>
-                <w:sz w:val="18"/>
-              </w:rPr>
-            </w:r>
+            <w:pPr>
+              <w:spacing w:before="20" w:after="20"/>
+            </w:pPr>
           </w:p>
         </w:tc>
         <w:tc>
           <w:tcPr>
-            <w:tcW w:type="dxa" w:w="2160"/>
+            <w:tcW w:type="dxa" w:w="1499"/>
+            <w:vAlign w:val="center"/>
           </w:tcPr>
           <w:p>
-            <w:r>
-              <w:rPr>
-                <w:sz w:val="18"/>
-              </w:rPr>
-            </w:r>
+            <w:pPr>
+              <w:spacing w:before="20" w:after="20"/>
+            </w:pPr>
           </w:p>
         </w:tc>
       </w:tr>
       <w:tr>
         <w:tc>
           <w:tcPr>
-            <w:tcW w:type="dxa" w:w="2160"/>
+            <w:tcW w:type="dxa" w:w="1499"/>
+            <w:vAlign w:val="center"/>
           </w:tcPr>
           <w:p>
+            <w:pPr>
+              <w:spacing w:before="20" w:after="20"/>
+            </w:pPr>
             <w:r>
               <w:rPr>
-                <w:sz w:val="18"/>
-              </w:rPr>
-            </w:r>
-            <w:r>
-              <w:rPr>
-                <w:rFonts w:ascii="游明朝" w:hAnsi="游明朝" w:eastAsia="游明朝"/>
+                <w:rFonts w:ascii="BIZ UDPゴシック" w:hAnsi="BIZ UDPゴシック" w:eastAsia="BIZ UDPゴシック"/>
                 <w:b w:val="0"/>
-                <w:sz w:val="18"/>
+                <w:i w:val="0"/>
+                <w:sz w:val="22"/>
               </w:rPr>
               <w:t>3</w:t>
             </w:r>
@@ -1141,19 +1239,19 @@
         </w:tc>
         <w:tc>
           <w:tcPr>
-            <w:tcW w:type="dxa" w:w="2160"/>
+            <w:tcW w:type="dxa" w:w="3882"/>
+            <w:vAlign w:val="center"/>
           </w:tcPr>
           <w:p>
+            <w:pPr>
+              <w:spacing w:before="20" w:after="20"/>
+            </w:pPr>
             <w:r>
               <w:rPr>
-                <w:sz w:val="18"/>
-              </w:rPr>
-            </w:r>
-            <w:r>
-              <w:rPr>
-                <w:rFonts w:ascii="游明朝" w:hAnsi="游明朝" w:eastAsia="游明朝"/>
+                <w:rFonts w:ascii="BIZ UDPゴシック" w:hAnsi="BIZ UDPゴシック" w:eastAsia="BIZ UDPゴシック"/>
                 <w:b w:val="0"/>
-                <w:sz w:val="18"/>
+                <w:i w:val="0"/>
+                <w:sz w:val="22"/>
               </w:rPr>
               <w:t>令和7年8〜9月の認定者数の計上方法の変更の有無</w:t>
             </w:r>
@@ -1161,45 +1259,43 @@
         </w:tc>
         <w:tc>
           <w:tcPr>
-            <w:tcW w:type="dxa" w:w="2160"/>
+            <w:tcW w:type="dxa" w:w="2758"/>
+            <w:vAlign w:val="center"/>
           </w:tcPr>
           <w:p>
-            <w:r>
-              <w:rPr>
-                <w:sz w:val="18"/>
-              </w:rPr>
-            </w:r>
+            <w:pPr>
+              <w:spacing w:before="20" w:after="20"/>
+            </w:pPr>
           </w:p>
         </w:tc>
         <w:tc>
           <w:tcPr>
-            <w:tcW w:type="dxa" w:w="2160"/>
+            <w:tcW w:type="dxa" w:w="1499"/>
+            <w:vAlign w:val="center"/>
           </w:tcPr>
           <w:p>
-            <w:r>
-              <w:rPr>
-                <w:sz w:val="18"/>
-              </w:rPr>
-            </w:r>
+            <w:pPr>
+              <w:spacing w:before="20" w:after="20"/>
+            </w:pPr>
           </w:p>
         </w:tc>
       </w:tr>
       <w:tr>
         <w:tc>
           <w:tcPr>
-            <w:tcW w:type="dxa" w:w="2160"/>
+            <w:tcW w:type="dxa" w:w="1499"/>
+            <w:vAlign w:val="center"/>
           </w:tcPr>
           <w:p>
+            <w:pPr>
+              <w:spacing w:before="20" w:after="20"/>
+            </w:pPr>
             <w:r>
               <w:rPr>
-                <w:sz w:val="18"/>
-              </w:rPr>
-            </w:r>
-            <w:r>
-              <w:rPr>
-                <w:rFonts w:ascii="游明朝" w:hAnsi="游明朝" w:eastAsia="游明朝"/>
+                <w:rFonts w:ascii="BIZ UDPゴシック" w:hAnsi="BIZ UDPゴシック" w:eastAsia="BIZ UDPゴシック"/>
                 <w:b w:val="0"/>
-                <w:sz w:val="18"/>
+                <w:i w:val="0"/>
+                <w:sz w:val="22"/>
               </w:rPr>
               <w:t>4</w:t>
             </w:r>
@@ -1207,19 +1303,19 @@
         </w:tc>
         <w:tc>
           <w:tcPr>
-            <w:tcW w:type="dxa" w:w="2160"/>
+            <w:tcW w:type="dxa" w:w="3882"/>
+            <w:vAlign w:val="center"/>
           </w:tcPr>
           <w:p>
+            <w:pPr>
+              <w:spacing w:before="20" w:after="20"/>
+            </w:pPr>
             <w:r>
               <w:rPr>
-                <w:sz w:val="18"/>
-              </w:rPr>
-            </w:r>
-            <w:r>
-              <w:rPr>
-                <w:rFonts w:ascii="游明朝" w:hAnsi="游明朝" w:eastAsia="游明朝"/>
+                <w:rFonts w:ascii="BIZ UDPゴシック" w:hAnsi="BIZ UDPゴシック" w:eastAsia="BIZ UDPゴシック"/>
                 <w:b w:val="0"/>
-                <w:sz w:val="18"/>
+                <w:i w:val="0"/>
+                <w:sz w:val="22"/>
               </w:rPr>
               <w:t>地域支援事業費の事業別内訳</w:t>
             </w:r>
@@ -1227,45 +1323,43 @@
         </w:tc>
         <w:tc>
           <w:tcPr>
-            <w:tcW w:type="dxa" w:w="2160"/>
+            <w:tcW w:type="dxa" w:w="2758"/>
+            <w:vAlign w:val="center"/>
           </w:tcPr>
           <w:p>
-            <w:r>
-              <w:rPr>
-                <w:sz w:val="18"/>
-              </w:rPr>
-            </w:r>
+            <w:pPr>
+              <w:spacing w:before="20" w:after="20"/>
+            </w:pPr>
           </w:p>
         </w:tc>
         <w:tc>
           <w:tcPr>
-            <w:tcW w:type="dxa" w:w="2160"/>
+            <w:tcW w:type="dxa" w:w="1499"/>
+            <w:vAlign w:val="center"/>
           </w:tcPr>
           <w:p>
-            <w:r>
-              <w:rPr>
-                <w:sz w:val="18"/>
-              </w:rPr>
-            </w:r>
+            <w:pPr>
+              <w:spacing w:before="20" w:after="20"/>
+            </w:pPr>
           </w:p>
         </w:tc>
       </w:tr>
       <w:tr>
         <w:tc>
           <w:tcPr>
-            <w:tcW w:type="dxa" w:w="2160"/>
+            <w:tcW w:type="dxa" w:w="1499"/>
+            <w:vAlign w:val="center"/>
           </w:tcPr>
           <w:p>
+            <w:pPr>
+              <w:spacing w:before="20" w:after="20"/>
+            </w:pPr>
             <w:r>
               <w:rPr>
-                <w:sz w:val="18"/>
-              </w:rPr>
-            </w:r>
-            <w:r>
-              <w:rPr>
-                <w:rFonts w:ascii="游明朝" w:hAnsi="游明朝" w:eastAsia="游明朝"/>
+                <w:rFonts w:ascii="BIZ UDPゴシック" w:hAnsi="BIZ UDPゴシック" w:eastAsia="BIZ UDPゴシック"/>
                 <w:b w:val="0"/>
-                <w:sz w:val="18"/>
+                <w:i w:val="0"/>
+                <w:sz w:val="22"/>
               </w:rPr>
               <w:t>5</w:t>
             </w:r>
@@ -1273,19 +1367,19 @@
         </w:tc>
         <w:tc>
           <w:tcPr>
-            <w:tcW w:type="dxa" w:w="2160"/>
+            <w:tcW w:type="dxa" w:w="3882"/>
+            <w:vAlign w:val="center"/>
           </w:tcPr>
           <w:p>
+            <w:pPr>
+              <w:spacing w:before="20" w:after="20"/>
+            </w:pPr>
             <w:r>
               <w:rPr>
-                <w:sz w:val="18"/>
-              </w:rPr>
-            </w:r>
-            <w:r>
-              <w:rPr>
-                <w:rFonts w:ascii="游明朝" w:hAnsi="游明朝" w:eastAsia="游明朝"/>
+                <w:rFonts w:ascii="BIZ UDPゴシック" w:hAnsi="BIZ UDPゴシック" w:eastAsia="BIZ UDPゴシック"/>
                 <w:b w:val="0"/>
-                <w:sz w:val="18"/>
+                <w:i w:val="0"/>
+                <w:sz w:val="22"/>
               </w:rPr>
               <w:t>総合事業の実施状況</w:t>
             </w:r>
@@ -1293,45 +1387,43 @@
         </w:tc>
         <w:tc>
           <w:tcPr>
-            <w:tcW w:type="dxa" w:w="2160"/>
+            <w:tcW w:type="dxa" w:w="2758"/>
+            <w:vAlign w:val="center"/>
           </w:tcPr>
           <w:p>
-            <w:r>
-              <w:rPr>
-                <w:sz w:val="18"/>
-              </w:rPr>
-            </w:r>
+            <w:pPr>
+              <w:spacing w:before="20" w:after="20"/>
+            </w:pPr>
           </w:p>
         </w:tc>
         <w:tc>
           <w:tcPr>
-            <w:tcW w:type="dxa" w:w="2160"/>
+            <w:tcW w:type="dxa" w:w="1499"/>
+            <w:vAlign w:val="center"/>
           </w:tcPr>
           <w:p>
-            <w:r>
-              <w:rPr>
-                <w:sz w:val="18"/>
-              </w:rPr>
-            </w:r>
+            <w:pPr>
+              <w:spacing w:before="20" w:after="20"/>
+            </w:pPr>
           </w:p>
         </w:tc>
       </w:tr>
       <w:tr>
         <w:tc>
           <w:tcPr>
-            <w:tcW w:type="dxa" w:w="2160"/>
+            <w:tcW w:type="dxa" w:w="1499"/>
+            <w:vAlign w:val="center"/>
           </w:tcPr>
           <w:p>
+            <w:pPr>
+              <w:spacing w:before="20" w:after="20"/>
+            </w:pPr>
             <w:r>
               <w:rPr>
-                <w:sz w:val="18"/>
-              </w:rPr>
-            </w:r>
-            <w:r>
-              <w:rPr>
-                <w:rFonts w:ascii="游明朝" w:hAnsi="游明朝" w:eastAsia="游明朝"/>
+                <w:rFonts w:ascii="BIZ UDPゴシック" w:hAnsi="BIZ UDPゴシック" w:eastAsia="BIZ UDPゴシック"/>
                 <w:b w:val="0"/>
-                <w:sz w:val="18"/>
+                <w:i w:val="0"/>
+                <w:sz w:val="22"/>
               </w:rPr>
               <w:t>6</w:t>
             </w:r>
@@ -1339,19 +1431,19 @@
         </w:tc>
         <w:tc>
           <w:tcPr>
-            <w:tcW w:type="dxa" w:w="2160"/>
+            <w:tcW w:type="dxa" w:w="3882"/>
+            <w:vAlign w:val="center"/>
           </w:tcPr>
           <w:p>
+            <w:pPr>
+              <w:spacing w:before="20" w:after="20"/>
+            </w:pPr>
             <w:r>
               <w:rPr>
-                <w:sz w:val="18"/>
-              </w:rPr>
-            </w:r>
-            <w:r>
-              <w:rPr>
-                <w:rFonts w:ascii="游明朝" w:hAnsi="游明朝" w:eastAsia="游明朝"/>
+                <w:rFonts w:ascii="BIZ UDPゴシック" w:hAnsi="BIZ UDPゴシック" w:eastAsia="BIZ UDPゴシック"/>
                 <w:b w:val="0"/>
-                <w:sz w:val="18"/>
+                <w:i w:val="0"/>
+                <w:sz w:val="22"/>
               </w:rPr>
               <w:t>成果指標の現状値 17項目</w:t>
             </w:r>
@@ -1359,45 +1451,43 @@
         </w:tc>
         <w:tc>
           <w:tcPr>
-            <w:tcW w:type="dxa" w:w="2160"/>
+            <w:tcW w:type="dxa" w:w="2758"/>
+            <w:vAlign w:val="center"/>
           </w:tcPr>
           <w:p>
-            <w:r>
-              <w:rPr>
-                <w:sz w:val="18"/>
-              </w:rPr>
-            </w:r>
+            <w:pPr>
+              <w:spacing w:before="20" w:after="20"/>
+            </w:pPr>
           </w:p>
         </w:tc>
         <w:tc>
           <w:tcPr>
-            <w:tcW w:type="dxa" w:w="2160"/>
+            <w:tcW w:type="dxa" w:w="1499"/>
+            <w:vAlign w:val="center"/>
           </w:tcPr>
           <w:p>
-            <w:r>
-              <w:rPr>
-                <w:sz w:val="18"/>
-              </w:rPr>
-            </w:r>
+            <w:pPr>
+              <w:spacing w:before="20" w:after="20"/>
+            </w:pPr>
           </w:p>
         </w:tc>
       </w:tr>
       <w:tr>
         <w:tc>
           <w:tcPr>
-            <w:tcW w:type="dxa" w:w="2160"/>
+            <w:tcW w:type="dxa" w:w="1499"/>
+            <w:vAlign w:val="center"/>
           </w:tcPr>
           <w:p>
+            <w:pPr>
+              <w:spacing w:before="20" w:after="20"/>
+            </w:pPr>
             <w:r>
               <w:rPr>
-                <w:sz w:val="18"/>
-              </w:rPr>
-            </w:r>
-            <w:r>
-              <w:rPr>
-                <w:rFonts w:ascii="游明朝" w:hAnsi="游明朝" w:eastAsia="游明朝"/>
+                <w:rFonts w:ascii="BIZ UDPゴシック" w:hAnsi="BIZ UDPゴシック" w:eastAsia="BIZ UDPゴシック"/>
                 <w:b w:val="0"/>
-                <w:sz w:val="18"/>
+                <w:i w:val="0"/>
+                <w:sz w:val="22"/>
               </w:rPr>
               <w:t>7</w:t>
             </w:r>
@@ -1405,19 +1495,19 @@
         </w:tc>
         <w:tc>
           <w:tcPr>
-            <w:tcW w:type="dxa" w:w="2160"/>
+            <w:tcW w:type="dxa" w:w="3882"/>
+            <w:vAlign w:val="center"/>
           </w:tcPr>
           <w:p>
+            <w:pPr>
+              <w:spacing w:before="20" w:after="20"/>
+            </w:pPr>
             <w:r>
               <w:rPr>
-                <w:sz w:val="18"/>
-              </w:rPr>
-            </w:r>
-            <w:r>
-              <w:rPr>
-                <w:rFonts w:ascii="游明朝" w:hAnsi="游明朝" w:eastAsia="游明朝"/>
+                <w:rFonts w:ascii="BIZ UDPゴシック" w:hAnsi="BIZ UDPゴシック" w:eastAsia="BIZ UDPゴシック"/>
                 <w:b w:val="0"/>
-                <w:sz w:val="18"/>
+                <w:i w:val="0"/>
+                <w:sz w:val="22"/>
               </w:rPr>
               <w:t>認知症対応型共同生活介護の整備の経緯</w:t>
             </w:r>
@@ -1425,69 +1515,95 @@
         </w:tc>
         <w:tc>
           <w:tcPr>
-            <w:tcW w:type="dxa" w:w="2160"/>
+            <w:tcW w:type="dxa" w:w="2758"/>
+            <w:vAlign w:val="center"/>
           </w:tcPr>
           <w:p>
-            <w:r>
-              <w:rPr>
-                <w:sz w:val="18"/>
-              </w:rPr>
-            </w:r>
+            <w:pPr>
+              <w:spacing w:before="20" w:after="20"/>
+            </w:pPr>
           </w:p>
         </w:tc>
         <w:tc>
           <w:tcPr>
-            <w:tcW w:type="dxa" w:w="2160"/>
+            <w:tcW w:type="dxa" w:w="1499"/>
+            <w:vAlign w:val="center"/>
           </w:tcPr>
           <w:p>
-            <w:r>
-              <w:rPr>
-                <w:sz w:val="18"/>
-              </w:rPr>
-            </w:r>
+            <w:pPr>
+              <w:spacing w:before="20" w:after="20"/>
+            </w:pPr>
           </w:p>
         </w:tc>
       </w:tr>
     </w:tbl>
-    <w:p/>
     <w:p>
       <w:pPr>
-        <w:pStyle w:val="Heading1"/>
+        <w:spacing w:after="40"/>
       </w:pPr>
+    </w:p>
+    <w:p>
+      <w:pPr>
+        <w:keepNext/>
+        <w:spacing w:before="360" w:after="180"/>
+      </w:pPr>
+      <w:bookmarkStart w:id="103" w:name="_Toc_003"/>
       <w:r>
         <w:rPr>
-          <w:rFonts w:ascii="游ゴシック" w:hAnsi="游ゴシック" w:eastAsia="游ゴシック"/>
+          <w:rFonts w:ascii="BIZ UDPゴシック" w:hAnsi="BIZ UDPゴシック" w:eastAsia="BIZ UDPゴシック"/>
+          <w:b/>
+          <w:i w:val="0"/>
+          <w:color w:val="2E74B5"/>
+          <w:sz w:val="32"/>
         </w:rPr>
         <w:t>3　持ち帰り事項</w:t>
       </w:r>
+      <w:bookmarkEnd w:id="103"/>
     </w:p>
     <w:tbl>
       <w:tblPr>
-        <w:tblStyle w:val="TableGrid"/>
         <w:tblW w:type="auto" w:w="0"/>
+        <w:jc w:val="center"/>
+        <w:tblLayout w:type="fixed"/>
         <w:tblLook w:firstColumn="1" w:firstRow="1" w:lastColumn="0" w:lastRow="0" w:noHBand="0" w:noVBand="1" w:val="04A0"/>
+        <w:tblBorders>
+          <w:top w:val="single" w:sz="6" w:space="0" w:color="2E75B6"/>
+          <w:left w:val="single" w:sz="4" w:space="0" w:color="BFBFBF"/>
+          <w:bottom w:val="single" w:sz="6" w:space="0" w:color="2E75B6"/>
+          <w:right w:val="single" w:sz="4" w:space="0" w:color="BFBFBF"/>
+          <w:insideH w:val="single" w:sz="4" w:space="0" w:color="BFBFBF"/>
+          <w:insideV w:val="single" w:sz="4" w:space="0" w:color="BFBFBF"/>
+        </w:tblBorders>
+        <w:tblCellMar>
+          <w:left w:w="10" w:type="dxa"/>
+          <w:right w:w="10" w:type="dxa"/>
+        </w:tblCellMar>
       </w:tblPr>
       <w:tblGrid>
-        <w:gridCol w:w="2160"/>
-        <w:gridCol w:w="2160"/>
-        <w:gridCol w:w="2160"/>
-        <w:gridCol w:w="2160"/>
+        <w:gridCol w:w="2409"/>
+        <w:gridCol w:w="2409"/>
+        <w:gridCol w:w="2409"/>
+        <w:gridCol w:w="2409"/>
       </w:tblGrid>
       <w:tr>
         <w:tc>
           <w:tcPr>
-            <w:tcW w:type="dxa" w:w="2160"/>
+            <w:tcW w:type="dxa" w:w="2409"/>
+            <w:shd w:val="clear" w:fill="1F3864"/>
+            <w:vAlign w:val="center"/>
           </w:tcPr>
           <w:p>
             <w:pPr>
+              <w:spacing w:before="20" w:after="20"/>
               <w:jc w:val="center"/>
             </w:pPr>
-            <w:r/>
             <w:r>
               <w:rPr>
-                <w:rFonts w:ascii="游ゴシック" w:hAnsi="游ゴシック" w:eastAsia="游ゴシック"/>
+                <w:rFonts w:ascii="BIZ UDPゴシック" w:hAnsi="BIZ UDPゴシック" w:eastAsia="BIZ UDPゴシック"/>
                 <w:b/>
-                <w:sz w:val="18"/>
+                <w:i w:val="0"/>
+                <w:color w:val="FFFFFF"/>
+                <w:sz w:val="22"/>
               </w:rPr>
               <w:t>#</w:t>
             </w:r>
@@ -1495,18 +1611,22 @@
         </w:tc>
         <w:tc>
           <w:tcPr>
-            <w:tcW w:type="dxa" w:w="2160"/>
+            <w:tcW w:type="dxa" w:w="2409"/>
+            <w:shd w:val="clear" w:fill="1F3864"/>
+            <w:vAlign w:val="center"/>
           </w:tcPr>
           <w:p>
             <w:pPr>
+              <w:spacing w:before="20" w:after="20"/>
               <w:jc w:val="center"/>
             </w:pPr>
-            <w:r/>
             <w:r>
               <w:rPr>
-                <w:rFonts w:ascii="游ゴシック" w:hAnsi="游ゴシック" w:eastAsia="游ゴシック"/>
+                <w:rFonts w:ascii="BIZ UDPゴシック" w:hAnsi="BIZ UDPゴシック" w:eastAsia="BIZ UDPゴシック"/>
                 <w:b/>
-                <w:sz w:val="18"/>
+                <w:i w:val="0"/>
+                <w:color w:val="FFFFFF"/>
+                <w:sz w:val="22"/>
               </w:rPr>
               <w:t>内容</w:t>
             </w:r>
@@ -1514,18 +1634,22 @@
         </w:tc>
         <w:tc>
           <w:tcPr>
-            <w:tcW w:type="dxa" w:w="2160"/>
+            <w:tcW w:type="dxa" w:w="2409"/>
+            <w:shd w:val="clear" w:fill="1F3864"/>
+            <w:vAlign w:val="center"/>
           </w:tcPr>
           <w:p>
             <w:pPr>
+              <w:spacing w:before="20" w:after="20"/>
               <w:jc w:val="center"/>
             </w:pPr>
-            <w:r/>
             <w:r>
               <w:rPr>
-                <w:rFonts w:ascii="游ゴシック" w:hAnsi="游ゴシック" w:eastAsia="游ゴシック"/>
+                <w:rFonts w:ascii="BIZ UDPゴシック" w:hAnsi="BIZ UDPゴシック" w:eastAsia="BIZ UDPゴシック"/>
                 <w:b/>
-                <w:sz w:val="18"/>
+                <w:i w:val="0"/>
+                <w:color w:val="FFFFFF"/>
+                <w:sz w:val="22"/>
               </w:rPr>
               <w:t>担当</w:t>
             </w:r>
@@ -1533,18 +1657,22 @@
         </w:tc>
         <w:tc>
           <w:tcPr>
-            <w:tcW w:type="dxa" w:w="2160"/>
+            <w:tcW w:type="dxa" w:w="2409"/>
+            <w:shd w:val="clear" w:fill="1F3864"/>
+            <w:vAlign w:val="center"/>
           </w:tcPr>
           <w:p>
             <w:pPr>
+              <w:spacing w:before="20" w:after="20"/>
               <w:jc w:val="center"/>
             </w:pPr>
-            <w:r/>
             <w:r>
               <w:rPr>
-                <w:rFonts w:ascii="游ゴシック" w:hAnsi="游ゴシック" w:eastAsia="游ゴシック"/>
+                <w:rFonts w:ascii="BIZ UDPゴシック" w:hAnsi="BIZ UDPゴシック" w:eastAsia="BIZ UDPゴシック"/>
                 <w:b/>
-                <w:sz w:val="18"/>
+                <w:i w:val="0"/>
+                <w:color w:val="FFFFFF"/>
+                <w:sz w:val="22"/>
               </w:rPr>
               <w:t>期限</w:t>
             </w:r>
@@ -1554,19 +1682,19 @@
       <w:tr>
         <w:tc>
           <w:tcPr>
-            <w:tcW w:type="dxa" w:w="2160"/>
+            <w:tcW w:type="dxa" w:w="2409"/>
+            <w:vAlign w:val="center"/>
           </w:tcPr>
           <w:p>
+            <w:pPr>
+              <w:spacing w:before="20" w:after="20"/>
+            </w:pPr>
             <w:r>
               <w:rPr>
-                <w:sz w:val="18"/>
-              </w:rPr>
-            </w:r>
-            <w:r>
-              <w:rPr>
-                <w:rFonts w:ascii="游明朝" w:hAnsi="游明朝" w:eastAsia="游明朝"/>
+                <w:rFonts w:ascii="BIZ UDPゴシック" w:hAnsi="BIZ UDPゴシック" w:eastAsia="BIZ UDPゴシック"/>
                 <w:b w:val="0"/>
-                <w:sz w:val="18"/>
+                <w:i w:val="0"/>
+                <w:sz w:val="22"/>
               </w:rPr>
               <w:t>1</w:t>
             </w:r>
@@ -1574,57 +1702,54 @@
         </w:tc>
         <w:tc>
           <w:tcPr>
-            <w:tcW w:type="dxa" w:w="2160"/>
+            <w:tcW w:type="dxa" w:w="2409"/>
+            <w:vAlign w:val="center"/>
           </w:tcPr>
           <w:p>
-            <w:r>
-              <w:rPr>
-                <w:sz w:val="18"/>
-              </w:rPr>
-            </w:r>
+            <w:pPr>
+              <w:spacing w:before="20" w:after="20"/>
+            </w:pPr>
           </w:p>
         </w:tc>
         <w:tc>
           <w:tcPr>
-            <w:tcW w:type="dxa" w:w="2160"/>
+            <w:tcW w:type="dxa" w:w="2409"/>
+            <w:vAlign w:val="center"/>
           </w:tcPr>
           <w:p>
-            <w:r>
-              <w:rPr>
-                <w:sz w:val="18"/>
-              </w:rPr>
-            </w:r>
+            <w:pPr>
+              <w:spacing w:before="20" w:after="20"/>
+            </w:pPr>
           </w:p>
         </w:tc>
         <w:tc>
           <w:tcPr>
-            <w:tcW w:type="dxa" w:w="2160"/>
+            <w:tcW w:type="dxa" w:w="2409"/>
+            <w:vAlign w:val="center"/>
           </w:tcPr>
           <w:p>
-            <w:r>
-              <w:rPr>
-                <w:sz w:val="18"/>
-              </w:rPr>
-            </w:r>
+            <w:pPr>
+              <w:spacing w:before="20" w:after="20"/>
+            </w:pPr>
           </w:p>
         </w:tc>
       </w:tr>
       <w:tr>
         <w:tc>
           <w:tcPr>
-            <w:tcW w:type="dxa" w:w="2160"/>
+            <w:tcW w:type="dxa" w:w="2409"/>
+            <w:vAlign w:val="center"/>
           </w:tcPr>
           <w:p>
+            <w:pPr>
+              <w:spacing w:before="20" w:after="20"/>
+            </w:pPr>
             <w:r>
               <w:rPr>
-                <w:sz w:val="18"/>
-              </w:rPr>
-            </w:r>
-            <w:r>
-              <w:rPr>
-                <w:rFonts w:ascii="游明朝" w:hAnsi="游明朝" w:eastAsia="游明朝"/>
+                <w:rFonts w:ascii="BIZ UDPゴシック" w:hAnsi="BIZ UDPゴシック" w:eastAsia="BIZ UDPゴシック"/>
                 <w:b w:val="0"/>
-                <w:sz w:val="18"/>
+                <w:i w:val="0"/>
+                <w:sz w:val="22"/>
               </w:rPr>
               <w:t>2</w:t>
             </w:r>
@@ -1632,57 +1757,54 @@
         </w:tc>
         <w:tc>
           <w:tcPr>
-            <w:tcW w:type="dxa" w:w="2160"/>
+            <w:tcW w:type="dxa" w:w="2409"/>
+            <w:vAlign w:val="center"/>
           </w:tcPr>
           <w:p>
-            <w:r>
-              <w:rPr>
-                <w:sz w:val="18"/>
-              </w:rPr>
-            </w:r>
+            <w:pPr>
+              <w:spacing w:before="20" w:after="20"/>
+            </w:pPr>
           </w:p>
         </w:tc>
         <w:tc>
           <w:tcPr>
-            <w:tcW w:type="dxa" w:w="2160"/>
+            <w:tcW w:type="dxa" w:w="2409"/>
+            <w:vAlign w:val="center"/>
           </w:tcPr>
           <w:p>
-            <w:r>
-              <w:rPr>
-                <w:sz w:val="18"/>
-              </w:rPr>
-            </w:r>
+            <w:pPr>
+              <w:spacing w:before="20" w:after="20"/>
+            </w:pPr>
           </w:p>
         </w:tc>
         <w:tc>
           <w:tcPr>
-            <w:tcW w:type="dxa" w:w="2160"/>
+            <w:tcW w:type="dxa" w:w="2409"/>
+            <w:vAlign w:val="center"/>
           </w:tcPr>
           <w:p>
-            <w:r>
-              <w:rPr>
-                <w:sz w:val="18"/>
-              </w:rPr>
-            </w:r>
+            <w:pPr>
+              <w:spacing w:before="20" w:after="20"/>
+            </w:pPr>
           </w:p>
         </w:tc>
       </w:tr>
       <w:tr>
         <w:tc>
           <w:tcPr>
-            <w:tcW w:type="dxa" w:w="2160"/>
+            <w:tcW w:type="dxa" w:w="2409"/>
+            <w:vAlign w:val="center"/>
           </w:tcPr>
           <w:p>
+            <w:pPr>
+              <w:spacing w:before="20" w:after="20"/>
+            </w:pPr>
             <w:r>
               <w:rPr>
-                <w:sz w:val="18"/>
-              </w:rPr>
-            </w:r>
-            <w:r>
-              <w:rPr>
-                <w:rFonts w:ascii="游明朝" w:hAnsi="游明朝" w:eastAsia="游明朝"/>
+                <w:rFonts w:ascii="BIZ UDPゴシック" w:hAnsi="BIZ UDPゴシック" w:eastAsia="BIZ UDPゴシック"/>
                 <w:b w:val="0"/>
-                <w:sz w:val="18"/>
+                <w:i w:val="0"/>
+                <w:sz w:val="22"/>
               </w:rPr>
               <w:t>3</w:t>
             </w:r>
@@ -1690,57 +1812,54 @@
         </w:tc>
         <w:tc>
           <w:tcPr>
-            <w:tcW w:type="dxa" w:w="2160"/>
+            <w:tcW w:type="dxa" w:w="2409"/>
+            <w:vAlign w:val="center"/>
           </w:tcPr>
           <w:p>
-            <w:r>
-              <w:rPr>
-                <w:sz w:val="18"/>
-              </w:rPr>
-            </w:r>
+            <w:pPr>
+              <w:spacing w:before="20" w:after="20"/>
+            </w:pPr>
           </w:p>
         </w:tc>
         <w:tc>
           <w:tcPr>
-            <w:tcW w:type="dxa" w:w="2160"/>
+            <w:tcW w:type="dxa" w:w="2409"/>
+            <w:vAlign w:val="center"/>
           </w:tcPr>
           <w:p>
-            <w:r>
-              <w:rPr>
-                <w:sz w:val="18"/>
-              </w:rPr>
-            </w:r>
+            <w:pPr>
+              <w:spacing w:before="20" w:after="20"/>
+            </w:pPr>
           </w:p>
         </w:tc>
         <w:tc>
           <w:tcPr>
-            <w:tcW w:type="dxa" w:w="2160"/>
+            <w:tcW w:type="dxa" w:w="2409"/>
+            <w:vAlign w:val="center"/>
           </w:tcPr>
           <w:p>
-            <w:r>
-              <w:rPr>
-                <w:sz w:val="18"/>
-              </w:rPr>
-            </w:r>
+            <w:pPr>
+              <w:spacing w:before="20" w:after="20"/>
+            </w:pPr>
           </w:p>
         </w:tc>
       </w:tr>
       <w:tr>
         <w:tc>
           <w:tcPr>
-            <w:tcW w:type="dxa" w:w="2160"/>
+            <w:tcW w:type="dxa" w:w="2409"/>
+            <w:vAlign w:val="center"/>
           </w:tcPr>
           <w:p>
+            <w:pPr>
+              <w:spacing w:before="20" w:after="20"/>
+            </w:pPr>
             <w:r>
               <w:rPr>
-                <w:sz w:val="18"/>
-              </w:rPr>
-            </w:r>
-            <w:r>
-              <w:rPr>
-                <w:rFonts w:ascii="游明朝" w:hAnsi="游明朝" w:eastAsia="游明朝"/>
+                <w:rFonts w:ascii="BIZ UDPゴシック" w:hAnsi="BIZ UDPゴシック" w:eastAsia="BIZ UDPゴシック"/>
                 <w:b w:val="0"/>
-                <w:sz w:val="18"/>
+                <w:i w:val="0"/>
+                <w:sz w:val="22"/>
               </w:rPr>
               <w:t>4</w:t>
             </w:r>
@@ -1748,57 +1867,54 @@
         </w:tc>
         <w:tc>
           <w:tcPr>
-            <w:tcW w:type="dxa" w:w="2160"/>
+            <w:tcW w:type="dxa" w:w="2409"/>
+            <w:vAlign w:val="center"/>
           </w:tcPr>
           <w:p>
-            <w:r>
-              <w:rPr>
-                <w:sz w:val="18"/>
-              </w:rPr>
-            </w:r>
+            <w:pPr>
+              <w:spacing w:before="20" w:after="20"/>
+            </w:pPr>
           </w:p>
         </w:tc>
         <w:tc>
           <w:tcPr>
-            <w:tcW w:type="dxa" w:w="2160"/>
+            <w:tcW w:type="dxa" w:w="2409"/>
+            <w:vAlign w:val="center"/>
           </w:tcPr>
           <w:p>
-            <w:r>
-              <w:rPr>
-                <w:sz w:val="18"/>
-              </w:rPr>
-            </w:r>
+            <w:pPr>
+              <w:spacing w:before="20" w:after="20"/>
+            </w:pPr>
           </w:p>
         </w:tc>
         <w:tc>
           <w:tcPr>
-            <w:tcW w:type="dxa" w:w="2160"/>
+            <w:tcW w:type="dxa" w:w="2409"/>
+            <w:vAlign w:val="center"/>
           </w:tcPr>
           <w:p>
-            <w:r>
-              <w:rPr>
-                <w:sz w:val="18"/>
-              </w:rPr>
-            </w:r>
+            <w:pPr>
+              <w:spacing w:before="20" w:after="20"/>
+            </w:pPr>
           </w:p>
         </w:tc>
       </w:tr>
       <w:tr>
         <w:tc>
           <w:tcPr>
-            <w:tcW w:type="dxa" w:w="2160"/>
+            <w:tcW w:type="dxa" w:w="2409"/>
+            <w:vAlign w:val="center"/>
           </w:tcPr>
           <w:p>
+            <w:pPr>
+              <w:spacing w:before="20" w:after="20"/>
+            </w:pPr>
             <w:r>
               <w:rPr>
-                <w:sz w:val="18"/>
-              </w:rPr>
-            </w:r>
-            <w:r>
-              <w:rPr>
-                <w:rFonts w:ascii="游明朝" w:hAnsi="游明朝" w:eastAsia="游明朝"/>
+                <w:rFonts w:ascii="BIZ UDPゴシック" w:hAnsi="BIZ UDPゴシック" w:eastAsia="BIZ UDPゴシック"/>
                 <w:b w:val="0"/>
-                <w:sz w:val="18"/>
+                <w:i w:val="0"/>
+                <w:sz w:val="22"/>
               </w:rPr>
               <w:t>5</w:t>
             </w:r>
@@ -1806,57 +1922,54 @@
         </w:tc>
         <w:tc>
           <w:tcPr>
-            <w:tcW w:type="dxa" w:w="2160"/>
+            <w:tcW w:type="dxa" w:w="2409"/>
+            <w:vAlign w:val="center"/>
           </w:tcPr>
           <w:p>
-            <w:r>
-              <w:rPr>
-                <w:sz w:val="18"/>
-              </w:rPr>
-            </w:r>
+            <w:pPr>
+              <w:spacing w:before="20" w:after="20"/>
+            </w:pPr>
           </w:p>
         </w:tc>
         <w:tc>
           <w:tcPr>
-            <w:tcW w:type="dxa" w:w="2160"/>
+            <w:tcW w:type="dxa" w:w="2409"/>
+            <w:vAlign w:val="center"/>
           </w:tcPr>
           <w:p>
-            <w:r>
-              <w:rPr>
-                <w:sz w:val="18"/>
-              </w:rPr>
-            </w:r>
+            <w:pPr>
+              <w:spacing w:before="20" w:after="20"/>
+            </w:pPr>
           </w:p>
         </w:tc>
         <w:tc>
           <w:tcPr>
-            <w:tcW w:type="dxa" w:w="2160"/>
+            <w:tcW w:type="dxa" w:w="2409"/>
+            <w:vAlign w:val="center"/>
           </w:tcPr>
           <w:p>
-            <w:r>
-              <w:rPr>
-                <w:sz w:val="18"/>
-              </w:rPr>
-            </w:r>
+            <w:pPr>
+              <w:spacing w:before="20" w:after="20"/>
+            </w:pPr>
           </w:p>
         </w:tc>
       </w:tr>
       <w:tr>
         <w:tc>
           <w:tcPr>
-            <w:tcW w:type="dxa" w:w="2160"/>
+            <w:tcW w:type="dxa" w:w="2409"/>
+            <w:vAlign w:val="center"/>
           </w:tcPr>
           <w:p>
+            <w:pPr>
+              <w:spacing w:before="20" w:after="20"/>
+            </w:pPr>
             <w:r>
               <w:rPr>
-                <w:sz w:val="18"/>
-              </w:rPr>
-            </w:r>
-            <w:r>
-              <w:rPr>
-                <w:rFonts w:ascii="游明朝" w:hAnsi="游明朝" w:eastAsia="游明朝"/>
+                <w:rFonts w:ascii="BIZ UDPゴシック" w:hAnsi="BIZ UDPゴシック" w:eastAsia="BIZ UDPゴシック"/>
                 <w:b w:val="0"/>
-                <w:sz w:val="18"/>
+                <w:i w:val="0"/>
+                <w:sz w:val="22"/>
               </w:rPr>
               <w:t>6</w:t>
             </w:r>
@@ -1864,79 +1977,104 @@
         </w:tc>
         <w:tc>
           <w:tcPr>
-            <w:tcW w:type="dxa" w:w="2160"/>
+            <w:tcW w:type="dxa" w:w="2409"/>
+            <w:vAlign w:val="center"/>
           </w:tcPr>
           <w:p>
-            <w:r>
-              <w:rPr>
-                <w:sz w:val="18"/>
-              </w:rPr>
-            </w:r>
+            <w:pPr>
+              <w:spacing w:before="20" w:after="20"/>
+            </w:pPr>
           </w:p>
         </w:tc>
         <w:tc>
           <w:tcPr>
-            <w:tcW w:type="dxa" w:w="2160"/>
+            <w:tcW w:type="dxa" w:w="2409"/>
+            <w:vAlign w:val="center"/>
           </w:tcPr>
           <w:p>
-            <w:r>
-              <w:rPr>
-                <w:sz w:val="18"/>
-              </w:rPr>
-            </w:r>
+            <w:pPr>
+              <w:spacing w:before="20" w:after="20"/>
+            </w:pPr>
           </w:p>
         </w:tc>
         <w:tc>
           <w:tcPr>
-            <w:tcW w:type="dxa" w:w="2160"/>
+            <w:tcW w:type="dxa" w:w="2409"/>
+            <w:vAlign w:val="center"/>
           </w:tcPr>
           <w:p>
-            <w:r>
-              <w:rPr>
-                <w:sz w:val="18"/>
-              </w:rPr>
-            </w:r>
+            <w:pPr>
+              <w:spacing w:before="20" w:after="20"/>
+            </w:pPr>
           </w:p>
         </w:tc>
       </w:tr>
     </w:tbl>
-    <w:p/>
     <w:p>
       <w:pPr>
-        <w:pStyle w:val="Heading1"/>
+        <w:spacing w:after="40"/>
       </w:pPr>
+    </w:p>
+    <w:p>
+      <w:pPr>
+        <w:keepNext/>
+        <w:spacing w:before="360" w:after="180"/>
+      </w:pPr>
+      <w:bookmarkStart w:id="104" w:name="_Toc_004"/>
       <w:r>
         <w:rPr>
-          <w:rFonts w:ascii="游ゴシック" w:hAnsi="游ゴシック" w:eastAsia="游ゴシック"/>
+          <w:rFonts w:ascii="BIZ UDPゴシック" w:hAnsi="BIZ UDPゴシック" w:eastAsia="BIZ UDPゴシック"/>
+          <w:b/>
+          <w:i w:val="0"/>
+          <w:color w:val="2E74B5"/>
+          <w:sz w:val="32"/>
         </w:rPr>
         <w:t>4　次回</w:t>
       </w:r>
+      <w:bookmarkEnd w:id="104"/>
     </w:p>
     <w:tbl>
       <w:tblPr>
-        <w:tblStyle w:val="TableGrid"/>
         <w:tblW w:type="auto" w:w="0"/>
+        <w:jc w:val="center"/>
+        <w:tblLayout w:type="fixed"/>
         <w:tblLook w:firstColumn="1" w:firstRow="1" w:lastColumn="0" w:lastRow="0" w:noHBand="0" w:noVBand="1" w:val="04A0"/>
+        <w:tblBorders>
+          <w:top w:val="single" w:sz="6" w:space="0" w:color="2E75B6"/>
+          <w:left w:val="single" w:sz="4" w:space="0" w:color="BFBFBF"/>
+          <w:bottom w:val="single" w:sz="6" w:space="0" w:color="2E75B6"/>
+          <w:right w:val="single" w:sz="4" w:space="0" w:color="BFBFBF"/>
+          <w:insideH w:val="single" w:sz="4" w:space="0" w:color="BFBFBF"/>
+          <w:insideV w:val="single" w:sz="4" w:space="0" w:color="BFBFBF"/>
+        </w:tblBorders>
+        <w:tblCellMar>
+          <w:left w:w="10" w:type="dxa"/>
+          <w:right w:w="10" w:type="dxa"/>
+        </w:tblCellMar>
       </w:tblPr>
       <w:tblGrid>
-        <w:gridCol w:w="4320"/>
-        <w:gridCol w:w="4320"/>
+        <w:gridCol w:w="2137"/>
+        <w:gridCol w:w="7501"/>
       </w:tblGrid>
       <w:tr>
         <w:tc>
           <w:tcPr>
-            <w:tcW w:type="dxa" w:w="4320"/>
+            <w:tcW w:type="dxa" w:w="2137"/>
+            <w:shd w:val="clear" w:fill="1F3864"/>
+            <w:vAlign w:val="center"/>
           </w:tcPr>
           <w:p>
             <w:pPr>
+              <w:spacing w:before="20" w:after="20"/>
               <w:jc w:val="center"/>
             </w:pPr>
-            <w:r/>
             <w:r>
               <w:rPr>
-                <w:rFonts w:ascii="游ゴシック" w:hAnsi="游ゴシック" w:eastAsia="游ゴシック"/>
+                <w:rFonts w:ascii="BIZ UDPゴシック" w:hAnsi="BIZ UDPゴシック" w:eastAsia="BIZ UDPゴシック"/>
                 <w:b/>
-                <w:sz w:val="18"/>
+                <w:i w:val="0"/>
+                <w:color w:val="FFFFFF"/>
+                <w:sz w:val="22"/>
               </w:rPr>
               <w:t>項目</w:t>
             </w:r>
@@ -1944,18 +2082,22 @@
         </w:tc>
         <w:tc>
           <w:tcPr>
-            <w:tcW w:type="dxa" w:w="4320"/>
+            <w:tcW w:type="dxa" w:w="7501"/>
+            <w:shd w:val="clear" w:fill="1F3864"/>
+            <w:vAlign w:val="center"/>
           </w:tcPr>
           <w:p>
             <w:pPr>
+              <w:spacing w:before="20" w:after="20"/>
               <w:jc w:val="center"/>
             </w:pPr>
-            <w:r/>
             <w:r>
               <w:rPr>
-                <w:rFonts w:ascii="游ゴシック" w:hAnsi="游ゴシック" w:eastAsia="游ゴシック"/>
+                <w:rFonts w:ascii="BIZ UDPゴシック" w:hAnsi="BIZ UDPゴシック" w:eastAsia="BIZ UDPゴシック"/>
                 <w:b/>
-                <w:sz w:val="18"/>
+                <w:i w:val="0"/>
+                <w:color w:val="FFFFFF"/>
+                <w:sz w:val="22"/>
               </w:rPr>
               <w:t>内容</w:t>
             </w:r>
@@ -1965,19 +2107,19 @@
       <w:tr>
         <w:tc>
           <w:tcPr>
-            <w:tcW w:type="dxa" w:w="4320"/>
+            <w:tcW w:type="dxa" w:w="2137"/>
+            <w:vAlign w:val="center"/>
           </w:tcPr>
           <w:p>
+            <w:pPr>
+              <w:spacing w:before="20" w:after="20"/>
+            </w:pPr>
             <w:r>
               <w:rPr>
-                <w:sz w:val="18"/>
-              </w:rPr>
-            </w:r>
-            <w:r>
-              <w:rPr>
-                <w:rFonts w:ascii="游明朝" w:hAnsi="游明朝" w:eastAsia="游明朝"/>
+                <w:rFonts w:ascii="BIZ UDPゴシック" w:hAnsi="BIZ UDPゴシック" w:eastAsia="BIZ UDPゴシック"/>
                 <w:b w:val="0"/>
-                <w:sz w:val="18"/>
+                <w:i w:val="0"/>
+                <w:sz w:val="22"/>
               </w:rPr>
               <w:t>日時</w:t>
             </w:r>
@@ -1985,19 +2127,19 @@
         </w:tc>
         <w:tc>
           <w:tcPr>
-            <w:tcW w:type="dxa" w:w="4320"/>
+            <w:tcW w:type="dxa" w:w="7501"/>
+            <w:vAlign w:val="center"/>
           </w:tcPr>
           <w:p>
+            <w:pPr>
+              <w:spacing w:before="20" w:after="20"/>
+            </w:pPr>
             <w:r>
               <w:rPr>
-                <w:sz w:val="18"/>
-              </w:rPr>
-            </w:r>
-            <w:r>
-              <w:rPr>
-                <w:rFonts w:ascii="游明朝" w:hAnsi="游明朝" w:eastAsia="游明朝"/>
+                <w:rFonts w:ascii="BIZ UDPゴシック" w:hAnsi="BIZ UDPゴシック" w:eastAsia="BIZ UDPゴシック"/>
                 <w:b w:val="0"/>
-                <w:sz w:val="18"/>
+                <w:i w:val="0"/>
+                <w:sz w:val="22"/>
               </w:rPr>
               <w:t>令和　　年　　月　　日（　）　　　時　　分　〜</w:t>
             </w:r>
@@ -2007,19 +2149,19 @@
       <w:tr>
         <w:tc>
           <w:tcPr>
-            <w:tcW w:type="dxa" w:w="4320"/>
+            <w:tcW w:type="dxa" w:w="2137"/>
+            <w:vAlign w:val="center"/>
           </w:tcPr>
           <w:p>
+            <w:pPr>
+              <w:spacing w:before="20" w:after="20"/>
+            </w:pPr>
             <w:r>
               <w:rPr>
-                <w:sz w:val="18"/>
-              </w:rPr>
-            </w:r>
-            <w:r>
-              <w:rPr>
-                <w:rFonts w:ascii="游明朝" w:hAnsi="游明朝" w:eastAsia="游明朝"/>
+                <w:rFonts w:ascii="BIZ UDPゴシック" w:hAnsi="BIZ UDPゴシック" w:eastAsia="BIZ UDPゴシック"/>
                 <w:b w:val="0"/>
-                <w:sz w:val="18"/>
+                <w:i w:val="0"/>
+                <w:sz w:val="22"/>
               </w:rPr>
               <w:t>議題</w:t>
             </w:r>
@@ -2027,19 +2169,19 @@
         </w:tc>
         <w:tc>
           <w:tcPr>
-            <w:tcW w:type="dxa" w:w="4320"/>
+            <w:tcW w:type="dxa" w:w="7501"/>
+            <w:vAlign w:val="center"/>
           </w:tcPr>
           <w:p>
+            <w:pPr>
+              <w:spacing w:before="20" w:after="20"/>
+            </w:pPr>
             <w:r>
               <w:rPr>
-                <w:sz w:val="18"/>
-              </w:rPr>
-            </w:r>
-            <w:r>
-              <w:rPr>
-                <w:rFonts w:ascii="游明朝" w:hAnsi="游明朝" w:eastAsia="游明朝"/>
+                <w:rFonts w:ascii="BIZ UDPゴシック" w:hAnsi="BIZ UDPゴシック" w:eastAsia="BIZ UDPゴシック"/>
                 <w:b w:val="0"/>
-                <w:sz w:val="18"/>
+                <w:i w:val="0"/>
+                <w:sz w:val="22"/>
               </w:rPr>
               <w:t xml:space="preserve">　　　　　　　　　　　　　　　　　　　　</w:t>
             </w:r>
@@ -2047,34 +2189,59 @@
         </w:tc>
       </w:tr>
     </w:tbl>
-    <w:p/>
-    <w:p/>
+    <w:p>
+      <w:pPr>
+        <w:spacing w:after="40"/>
+      </w:pPr>
+    </w:p>
+    <w:p>
+      <w:pPr>
+        <w:spacing w:after="120"/>
+      </w:pPr>
+    </w:p>
     <w:tbl>
       <w:tblPr>
-        <w:tblStyle w:val="TableGrid"/>
         <w:tblW w:type="auto" w:w="0"/>
+        <w:jc w:val="center"/>
+        <w:tblLayout w:type="fixed"/>
         <w:tblLook w:firstColumn="1" w:firstRow="1" w:lastColumn="0" w:lastRow="0" w:noHBand="0" w:noVBand="1" w:val="04A0"/>
+        <w:tblBorders>
+          <w:top w:val="single" w:sz="6" w:space="0" w:color="2E75B6"/>
+          <w:left w:val="single" w:sz="4" w:space="0" w:color="BFBFBF"/>
+          <w:bottom w:val="single" w:sz="6" w:space="0" w:color="2E75B6"/>
+          <w:right w:val="single" w:sz="4" w:space="0" w:color="BFBFBF"/>
+          <w:insideH w:val="single" w:sz="4" w:space="0" w:color="BFBFBF"/>
+          <w:insideV w:val="single" w:sz="4" w:space="0" w:color="BFBFBF"/>
+        </w:tblBorders>
+        <w:tblCellMar>
+          <w:left w:w="10" w:type="dxa"/>
+          <w:right w:w="10" w:type="dxa"/>
+        </w:tblCellMar>
       </w:tblPr>
       <w:tblGrid>
-        <w:gridCol w:w="2880"/>
-        <w:gridCol w:w="2880"/>
-        <w:gridCol w:w="2880"/>
+        <w:gridCol w:w="3658"/>
+        <w:gridCol w:w="2990"/>
+        <w:gridCol w:w="2990"/>
       </w:tblGrid>
       <w:tr>
         <w:tc>
           <w:tcPr>
-            <w:tcW w:type="dxa" w:w="2880"/>
+            <w:tcW w:type="dxa" w:w="3658"/>
+            <w:shd w:val="clear" w:fill="1F3864"/>
+            <w:vAlign w:val="center"/>
           </w:tcPr>
           <w:p>
             <w:pPr>
+              <w:spacing w:before="20" w:after="20"/>
               <w:jc w:val="center"/>
             </w:pPr>
-            <w:r/>
             <w:r>
               <w:rPr>
-                <w:rFonts w:ascii="游ゴシック" w:hAnsi="游ゴシック" w:eastAsia="游ゴシック"/>
+                <w:rFonts w:ascii="BIZ UDPゴシック" w:hAnsi="BIZ UDPゴシック" w:eastAsia="BIZ UDPゴシック"/>
                 <w:b/>
-                <w:sz w:val="18"/>
+                <w:i w:val="0"/>
+                <w:color w:val="FFFFFF"/>
+                <w:sz w:val="22"/>
               </w:rPr>
               <w:t>確認</w:t>
             </w:r>
@@ -2082,18 +2249,22 @@
         </w:tc>
         <w:tc>
           <w:tcPr>
-            <w:tcW w:type="dxa" w:w="2880"/>
+            <w:tcW w:type="dxa" w:w="2990"/>
+            <w:shd w:val="clear" w:fill="1F3864"/>
+            <w:vAlign w:val="center"/>
           </w:tcPr>
           <w:p>
             <w:pPr>
+              <w:spacing w:before="20" w:after="20"/>
               <w:jc w:val="center"/>
             </w:pPr>
-            <w:r/>
             <w:r>
               <w:rPr>
-                <w:rFonts w:ascii="游ゴシック" w:hAnsi="游ゴシック" w:eastAsia="游ゴシック"/>
+                <w:rFonts w:ascii="BIZ UDPゴシック" w:hAnsi="BIZ UDPゴシック" w:eastAsia="BIZ UDPゴシック"/>
                 <w:b/>
-                <w:sz w:val="18"/>
+                <w:i w:val="0"/>
+                <w:color w:val="FFFFFF"/>
+                <w:sz w:val="22"/>
               </w:rPr>
               <w:t>氏名</w:t>
             </w:r>
@@ -2101,18 +2272,22 @@
         </w:tc>
         <w:tc>
           <w:tcPr>
-            <w:tcW w:type="dxa" w:w="2880"/>
+            <w:tcW w:type="dxa" w:w="2990"/>
+            <w:shd w:val="clear" w:fill="1F3864"/>
+            <w:vAlign w:val="center"/>
           </w:tcPr>
           <w:p>
             <w:pPr>
+              <w:spacing w:before="20" w:after="20"/>
               <w:jc w:val="center"/>
             </w:pPr>
-            <w:r/>
             <w:r>
               <w:rPr>
-                <w:rFonts w:ascii="游ゴシック" w:hAnsi="游ゴシック" w:eastAsia="游ゴシック"/>
+                <w:rFonts w:ascii="BIZ UDPゴシック" w:hAnsi="BIZ UDPゴシック" w:eastAsia="BIZ UDPゴシック"/>
                 <w:b/>
-                <w:sz w:val="18"/>
+                <w:i w:val="0"/>
+                <w:color w:val="FFFFFF"/>
+                <w:sz w:val="22"/>
               </w:rPr>
               <w:t>日付</w:t>
             </w:r>
@@ -2122,19 +2297,19 @@
       <w:tr>
         <w:tc>
           <w:tcPr>
-            <w:tcW w:type="dxa" w:w="2880"/>
+            <w:tcW w:type="dxa" w:w="3658"/>
+            <w:vAlign w:val="center"/>
           </w:tcPr>
           <w:p>
+            <w:pPr>
+              <w:spacing w:before="20" w:after="20"/>
+            </w:pPr>
             <w:r>
               <w:rPr>
-                <w:sz w:val="18"/>
-              </w:rPr>
-            </w:r>
-            <w:r>
-              <w:rPr>
-                <w:rFonts w:ascii="游明朝" w:hAnsi="游明朝" w:eastAsia="游明朝"/>
+                <w:rFonts w:ascii="BIZ UDPゴシック" w:hAnsi="BIZ UDPゴシック" w:eastAsia="BIZ UDPゴシック"/>
                 <w:b w:val="0"/>
-                <w:sz w:val="18"/>
+                <w:i w:val="0"/>
+                <w:sz w:val="22"/>
               </w:rPr>
               <w:t>小野町</w:t>
             </w:r>
@@ -2142,45 +2317,43 @@
         </w:tc>
         <w:tc>
           <w:tcPr>
-            <w:tcW w:type="dxa" w:w="2880"/>
+            <w:tcW w:type="dxa" w:w="2990"/>
+            <w:vAlign w:val="center"/>
           </w:tcPr>
           <w:p>
-            <w:r>
-              <w:rPr>
-                <w:sz w:val="18"/>
-              </w:rPr>
-            </w:r>
+            <w:pPr>
+              <w:spacing w:before="20" w:after="20"/>
+            </w:pPr>
           </w:p>
         </w:tc>
         <w:tc>
           <w:tcPr>
-            <w:tcW w:type="dxa" w:w="2880"/>
+            <w:tcW w:type="dxa" w:w="2990"/>
+            <w:vAlign w:val="center"/>
           </w:tcPr>
           <w:p>
-            <w:r>
-              <w:rPr>
-                <w:sz w:val="18"/>
-              </w:rPr>
-            </w:r>
+            <w:pPr>
+              <w:spacing w:before="20" w:after="20"/>
+            </w:pPr>
           </w:p>
         </w:tc>
       </w:tr>
       <w:tr>
         <w:tc>
           <w:tcPr>
-            <w:tcW w:type="dxa" w:w="2880"/>
+            <w:tcW w:type="dxa" w:w="3658"/>
+            <w:vAlign w:val="center"/>
           </w:tcPr>
           <w:p>
+            <w:pPr>
+              <w:spacing w:before="20" w:after="20"/>
+            </w:pPr>
             <w:r>
               <w:rPr>
-                <w:sz w:val="18"/>
-              </w:rPr>
-            </w:r>
-            <w:r>
-              <w:rPr>
-                <w:rFonts w:ascii="游明朝" w:hAnsi="游明朝" w:eastAsia="游明朝"/>
+                <w:rFonts w:ascii="BIZ UDPゴシック" w:hAnsi="BIZ UDPゴシック" w:eastAsia="BIZ UDPゴシック"/>
                 <w:b w:val="0"/>
-                <w:sz w:val="18"/>
+                <w:i w:val="0"/>
+                <w:sz w:val="22"/>
               </w:rPr>
               <w:t>受託者</w:t>
             </w:r>
@@ -2188,39 +2361,119 @@
         </w:tc>
         <w:tc>
           <w:tcPr>
-            <w:tcW w:type="dxa" w:w="2880"/>
+            <w:tcW w:type="dxa" w:w="2990"/>
+            <w:vAlign w:val="center"/>
           </w:tcPr>
           <w:p>
-            <w:r>
-              <w:rPr>
-                <w:sz w:val="18"/>
-              </w:rPr>
-            </w:r>
+            <w:pPr>
+              <w:spacing w:before="20" w:after="20"/>
+            </w:pPr>
           </w:p>
         </w:tc>
         <w:tc>
           <w:tcPr>
-            <w:tcW w:type="dxa" w:w="2880"/>
+            <w:tcW w:type="dxa" w:w="2990"/>
+            <w:vAlign w:val="center"/>
           </w:tcPr>
           <w:p>
-            <w:r>
-              <w:rPr>
-                <w:sz w:val="18"/>
-              </w:rPr>
-            </w:r>
+            <w:pPr>
+              <w:spacing w:before="20" w:after="20"/>
+            </w:pPr>
           </w:p>
         </w:tc>
       </w:tr>
     </w:tbl>
-    <w:p/>
+    <w:p>
+      <w:pPr>
+        <w:spacing w:after="40"/>
+      </w:pPr>
+    </w:p>
     <w:sectPr>
-      <w:pgSz w:w="12240" w:h="15840"/>
-      <w:pgMar w:top="1440" w:right="1800" w:bottom="1440" w:left="1800" w:header="720" w:footer="720" w:gutter="0"/>
+      <w:headerReference w:type="default" r:id="rId9"/>
+      <w:footerReference w:type="default" r:id="rId10"/>
+      <w:pgSz w:w="11906" w:h="16838"/>
+      <w:pgMar w:top="1134" w:right="1134" w:bottom="1134" w:left="1134" w:header="709" w:footer="709" w:gutter="0"/>
       <w:cols w:space="720"/>
       <w:docGrid w:linePitch="360"/>
     </w:sectPr>
   </w:body>
 </w:document>
+</file>
+
+<file path=word/footer1.xml><?xml version="1.0" encoding="utf-8"?>
+<w:ftr xmlns:m="http://schemas.openxmlformats.org/officeDocument/2006/math" xmlns:mc="http://schemas.openxmlformats.org/markup-compatibility/2006" xmlns:mo="http://schemas.microsoft.com/office/mac/office/2008/main" xmlns:mv="urn:schemas-microsoft-com:mac:vml" xmlns:o="urn:schemas-microsoft-com:office:office" xmlns:r="http://schemas.openxmlformats.org/officeDocument/2006/relationships" xmlns:v="urn:schemas-microsoft-com:vml" xmlns:w10="urn:schemas-microsoft-com:office:word" xmlns:w14="http://schemas.microsoft.com/office/word/2010/wordml" xmlns:w="http://schemas.openxmlformats.org/wordprocessingml/2006/main" xmlns:wne="http://schemas.microsoft.com/office/word/2006/wordml" xmlns:wp14="http://schemas.microsoft.com/office/word/2010/wordprocessingDrawing" xmlns:wp="http://schemas.openxmlformats.org/drawingml/2006/wordprocessingDrawing" xmlns:wpc="http://schemas.microsoft.com/office/word/2010/wordprocessingCanvas" xmlns:wpg="http://schemas.microsoft.com/office/word/2010/wordprocessingGroup" xmlns:wpi="http://schemas.microsoft.com/office/word/2010/wordprocessingInk" xmlns:wps="http://schemas.microsoft.com/office/word/2010/wordprocessingShape" mc:Ignorable="w14 wp14">
+  <w:p>
+    <w:pPr>
+      <w:pStyle w:val="Footer"/>
+      <w:jc w:val="center"/>
+    </w:pPr>
+    <w:r>
+      <w:rPr>
+        <w:rFonts w:ascii="BIZ UDPゴシック" w:hAnsi="BIZ UDPゴシック" w:eastAsia="BIZ UDPゴシック"/>
+        <w:b w:val="0"/>
+        <w:i w:val="0"/>
+        <w:sz w:val="20"/>
+      </w:rPr>
+      <w:t xml:space="preserve">- </w:t>
+    </w:r>
+    <w:r>
+      <w:rPr>
+        <w:rFonts w:ascii="BIZ UDPゴシック" w:hAnsi="BIZ UDPゴシック" w:eastAsia="BIZ UDPゴシック"/>
+        <w:b w:val="0"/>
+        <w:i w:val="0"/>
+        <w:sz w:val="20"/>
+      </w:rPr>
+      <w:fldChar w:fldCharType="begin"/>
+    </w:r>
+    <w:r>
+      <w:rPr>
+        <w:rFonts w:ascii="BIZ UDPゴシック" w:hAnsi="BIZ UDPゴシック" w:eastAsia="BIZ UDPゴシック"/>
+        <w:b w:val="0"/>
+        <w:i w:val="0"/>
+        <w:sz w:val="20"/>
+      </w:rPr>
+      <w:instrText xml:space="preserve"> PAGE </w:instrText>
+    </w:r>
+    <w:r>
+      <w:rPr>
+        <w:rFonts w:ascii="BIZ UDPゴシック" w:hAnsi="BIZ UDPゴシック" w:eastAsia="BIZ UDPゴシック"/>
+        <w:b w:val="0"/>
+        <w:i w:val="0"/>
+        <w:sz w:val="20"/>
+      </w:rPr>
+      <w:fldChar w:fldCharType="end"/>
+    </w:r>
+    <w:r>
+      <w:rPr>
+        <w:rFonts w:ascii="BIZ UDPゴシック" w:hAnsi="BIZ UDPゴシック" w:eastAsia="BIZ UDPゴシック"/>
+        <w:b w:val="0"/>
+        <w:i w:val="0"/>
+        <w:sz w:val="20"/>
+      </w:rPr>
+      <w:t xml:space="preserve"> -</w:t>
+    </w:r>
+  </w:p>
+</w:ftr>
+</file>
+
+<file path=word/header1.xml><?xml version="1.0" encoding="utf-8"?>
+<w:hdr xmlns:m="http://schemas.openxmlformats.org/officeDocument/2006/math" xmlns:mc="http://schemas.openxmlformats.org/markup-compatibility/2006" xmlns:mo="http://schemas.microsoft.com/office/mac/office/2008/main" xmlns:mv="urn:schemas-microsoft-com:mac:vml" xmlns:o="urn:schemas-microsoft-com:office:office" xmlns:r="http://schemas.openxmlformats.org/officeDocument/2006/relationships" xmlns:v="urn:schemas-microsoft-com:vml" xmlns:w10="urn:schemas-microsoft-com:office:word" xmlns:w14="http://schemas.microsoft.com/office/word/2010/wordml" xmlns:w="http://schemas.openxmlformats.org/wordprocessingml/2006/main" xmlns:wne="http://schemas.microsoft.com/office/word/2006/wordml" xmlns:wp14="http://schemas.microsoft.com/office/word/2010/wordprocessingDrawing" xmlns:wp="http://schemas.openxmlformats.org/drawingml/2006/wordprocessingDrawing" xmlns:wpc="http://schemas.microsoft.com/office/word/2010/wordprocessingCanvas" xmlns:wpg="http://schemas.microsoft.com/office/word/2010/wordprocessingGroup" xmlns:wpi="http://schemas.microsoft.com/office/word/2010/wordprocessingInk" xmlns:wps="http://schemas.microsoft.com/office/word/2010/wordprocessingShape" mc:Ignorable="w14 wp14">
+  <w:p>
+    <w:pPr>
+      <w:pStyle w:val="Header"/>
+      <w:jc w:val="center"/>
+    </w:pPr>
+    <w:r>
+      <w:rPr>
+        <w:rFonts w:ascii="BIZ UDPゴシック" w:hAnsi="BIZ UDPゴシック" w:eastAsia="BIZ UDPゴシック"/>
+        <w:b w:val="0"/>
+        <w:i w:val="0"/>
+        <w:sz w:val="18"/>
+      </w:rPr>
+      <w:t>小野町　第10期介護保険事業計画　打合せ記録</w:t>
+    </w:r>
+  </w:p>
+</w:hdr>
 </file>
 
 <file path=word/numbering.xml><?xml version="1.0" encoding="utf-8"?>
@@ -2586,9 +2839,12 @@
     <w:name w:val="Normal"/>
     <w:qFormat/>
     <w:rsid w:val="00FC693F"/>
+    <w:pPr>
+      <w:spacing w:before="60" w:after="60"/>
+    </w:pPr>
     <w:rPr>
-      <w:rFonts w:ascii="游明朝" w:hAnsi="游明朝" w:eastAsia="游明朝"/>
-      <w:sz w:val="21"/>
+      <w:rFonts w:ascii="BIZ UDPゴシック" w:hAnsi="BIZ UDPゴシック" w:eastAsia="BIZ UDPゴシック"/>
+      <w:sz w:val="24"/>
     </w:rPr>
   </w:style>
   <w:style w:type="paragraph" w:styleId="Header">

--- a/小野町_引継ぎ_整理済/19_打合せ/小野町_打合せ記録_20260928.docx
+++ b/小野町_引継ぎ_整理済/19_打合せ/小野町_打合せ記録_20260928.docx
@@ -67,13 +67,13 @@
         </w:tblCellMar>
       </w:tblPr>
       <w:tblGrid>
-        <w:gridCol w:w="2641"/>
-        <w:gridCol w:w="6997"/>
+        <w:gridCol w:w="2811"/>
+        <w:gridCol w:w="6827"/>
       </w:tblGrid>
       <w:tr>
         <w:tc>
           <w:tcPr>
-            <w:tcW w:type="dxa" w:w="2641"/>
+            <w:tcW w:type="dxa" w:w="2811"/>
             <w:shd w:val="clear" w:fill="1F3864"/>
             <w:vAlign w:val="center"/>
           </w:tcPr>
@@ -96,7 +96,7 @@
         </w:tc>
         <w:tc>
           <w:tcPr>
-            <w:tcW w:type="dxa" w:w="6997"/>
+            <w:tcW w:type="dxa" w:w="6827"/>
             <w:shd w:val="clear" w:fill="1F3864"/>
             <w:vAlign w:val="center"/>
           </w:tcPr>
@@ -121,7 +121,7 @@
       <w:tr>
         <w:tc>
           <w:tcPr>
-            <w:tcW w:type="dxa" w:w="2641"/>
+            <w:tcW w:type="dxa" w:w="2811"/>
             <w:vAlign w:val="center"/>
           </w:tcPr>
           <w:p>
@@ -141,7 +141,7 @@
         </w:tc>
         <w:tc>
           <w:tcPr>
-            <w:tcW w:type="dxa" w:w="6997"/>
+            <w:tcW w:type="dxa" w:w="6827"/>
             <w:vAlign w:val="center"/>
           </w:tcPr>
           <w:p>
@@ -163,7 +163,7 @@
       <w:tr>
         <w:tc>
           <w:tcPr>
-            <w:tcW w:type="dxa" w:w="2641"/>
+            <w:tcW w:type="dxa" w:w="2811"/>
             <w:vAlign w:val="center"/>
           </w:tcPr>
           <w:p>
@@ -183,7 +183,7 @@
         </w:tc>
         <w:tc>
           <w:tcPr>
-            <w:tcW w:type="dxa" w:w="6997"/>
+            <w:tcW w:type="dxa" w:w="6827"/>
             <w:vAlign w:val="center"/>
           </w:tcPr>
           <w:p>
@@ -205,7 +205,7 @@
       <w:tr>
         <w:tc>
           <w:tcPr>
-            <w:tcW w:type="dxa" w:w="2641"/>
+            <w:tcW w:type="dxa" w:w="2811"/>
             <w:vAlign w:val="center"/>
           </w:tcPr>
           <w:p>
@@ -225,7 +225,7 @@
         </w:tc>
         <w:tc>
           <w:tcPr>
-            <w:tcW w:type="dxa" w:w="6997"/>
+            <w:tcW w:type="dxa" w:w="6827"/>
             <w:vAlign w:val="center"/>
           </w:tcPr>
           <w:p>
@@ -247,7 +247,7 @@
       <w:tr>
         <w:tc>
           <w:tcPr>
-            <w:tcW w:type="dxa" w:w="2641"/>
+            <w:tcW w:type="dxa" w:w="2811"/>
             <w:vAlign w:val="center"/>
           </w:tcPr>
           <w:p>
@@ -267,7 +267,7 @@
         </w:tc>
         <w:tc>
           <w:tcPr>
-            <w:tcW w:type="dxa" w:w="6997"/>
+            <w:tcW w:type="dxa" w:w="6827"/>
             <w:vAlign w:val="center"/>
           </w:tcPr>
           <w:p>
@@ -289,7 +289,7 @@
       <w:tr>
         <w:tc>
           <w:tcPr>
-            <w:tcW w:type="dxa" w:w="2641"/>
+            <w:tcW w:type="dxa" w:w="2811"/>
             <w:vAlign w:val="center"/>
           </w:tcPr>
           <w:p>
@@ -309,7 +309,7 @@
         </w:tc>
         <w:tc>
           <w:tcPr>
-            <w:tcW w:type="dxa" w:w="6997"/>
+            <w:tcW w:type="dxa" w:w="6827"/>
             <w:vAlign w:val="center"/>
           </w:tcPr>
           <w:p>
@@ -323,7 +323,7 @@
                 <w:i w:val="0"/>
                 <w:sz w:val="22"/>
               </w:rPr>
-              <w:t>1 経過と現在地　2 算式の訂正　3 保険料の選択肢　4 決定事項6件　5 依頼資料7件　6 工程</w:t>
+              <w:t>1 経過と現在地　2 保険料の選択肢　3 決定事項6件　4 依頼資料7件　5 工程</w:t>
             </w:r>
           </w:p>
         </w:tc>

--- a/小野町_引継ぎ_整理済/19_打合せ/小野町_打合せ記録_20260928.docx
+++ b/小野町_引継ぎ_整理済/19_打合せ/小野町_打合せ記録_20260928.docx
@@ -372,16 +372,16 @@
         </w:tblCellMar>
       </w:tblPr>
       <w:tblGrid>
-        <w:gridCol w:w="1492"/>
-        <w:gridCol w:w="3670"/>
-        <w:gridCol w:w="1492"/>
-        <w:gridCol w:w="1492"/>
-        <w:gridCol w:w="1492"/>
+        <w:gridCol w:w="1452"/>
+        <w:gridCol w:w="3830"/>
+        <w:gridCol w:w="1452"/>
+        <w:gridCol w:w="1452"/>
+        <w:gridCol w:w="1452"/>
       </w:tblGrid>
       <w:tr>
         <w:tc>
           <w:tcPr>
-            <w:tcW w:type="dxa" w:w="1492"/>
+            <w:tcW w:type="dxa" w:w="1452"/>
             <w:shd w:val="clear" w:fill="1F3864"/>
             <w:vAlign w:val="center"/>
           </w:tcPr>
@@ -404,7 +404,7 @@
         </w:tc>
         <w:tc>
           <w:tcPr>
-            <w:tcW w:type="dxa" w:w="3670"/>
+            <w:tcW w:type="dxa" w:w="3830"/>
             <w:shd w:val="clear" w:fill="1F3864"/>
             <w:vAlign w:val="center"/>
           </w:tcPr>
@@ -427,7 +427,7 @@
         </w:tc>
         <w:tc>
           <w:tcPr>
-            <w:tcW w:type="dxa" w:w="1492"/>
+            <w:tcW w:type="dxa" w:w="1452"/>
             <w:shd w:val="clear" w:fill="1F3864"/>
             <w:vAlign w:val="center"/>
           </w:tcPr>
@@ -450,7 +450,7 @@
         </w:tc>
         <w:tc>
           <w:tcPr>
-            <w:tcW w:type="dxa" w:w="1492"/>
+            <w:tcW w:type="dxa" w:w="1452"/>
             <w:shd w:val="clear" w:fill="1F3864"/>
             <w:vAlign w:val="center"/>
           </w:tcPr>
@@ -473,7 +473,7 @@
         </w:tc>
         <w:tc>
           <w:tcPr>
-            <w:tcW w:type="dxa" w:w="1492"/>
+            <w:tcW w:type="dxa" w:w="1452"/>
             <w:shd w:val="clear" w:fill="1F3864"/>
             <w:vAlign w:val="center"/>
           </w:tcPr>
@@ -498,7 +498,7 @@
       <w:tr>
         <w:tc>
           <w:tcPr>
-            <w:tcW w:type="dxa" w:w="1492"/>
+            <w:tcW w:type="dxa" w:w="1452"/>
             <w:vAlign w:val="center"/>
           </w:tcPr>
           <w:p>
@@ -518,7 +518,7 @@
         </w:tc>
         <w:tc>
           <w:tcPr>
-            <w:tcW w:type="dxa" w:w="3670"/>
+            <w:tcW w:type="dxa" w:w="3830"/>
             <w:vAlign w:val="center"/>
           </w:tcPr>
           <w:p>
@@ -538,7 +538,7 @@
         </w:tc>
         <w:tc>
           <w:tcPr>
-            <w:tcW w:type="dxa" w:w="1492"/>
+            <w:tcW w:type="dxa" w:w="1452"/>
             <w:vAlign w:val="center"/>
           </w:tcPr>
           <w:p>
@@ -549,7 +549,7 @@
         </w:tc>
         <w:tc>
           <w:tcPr>
-            <w:tcW w:type="dxa" w:w="1492"/>
+            <w:tcW w:type="dxa" w:w="1452"/>
             <w:vAlign w:val="center"/>
           </w:tcPr>
           <w:p>
@@ -560,7 +560,7 @@
         </w:tc>
         <w:tc>
           <w:tcPr>
-            <w:tcW w:type="dxa" w:w="1492"/>
+            <w:tcW w:type="dxa" w:w="1452"/>
             <w:vAlign w:val="center"/>
           </w:tcPr>
           <w:p>
@@ -573,7 +573,7 @@
       <w:tr>
         <w:tc>
           <w:tcPr>
-            <w:tcW w:type="dxa" w:w="1492"/>
+            <w:tcW w:type="dxa" w:w="1452"/>
             <w:vAlign w:val="center"/>
           </w:tcPr>
           <w:p>
@@ -593,7 +593,7 @@
         </w:tc>
         <w:tc>
           <w:tcPr>
-            <w:tcW w:type="dxa" w:w="3670"/>
+            <w:tcW w:type="dxa" w:w="3830"/>
             <w:vAlign w:val="center"/>
           </w:tcPr>
           <w:p>
@@ -613,7 +613,7 @@
         </w:tc>
         <w:tc>
           <w:tcPr>
-            <w:tcW w:type="dxa" w:w="1492"/>
+            <w:tcW w:type="dxa" w:w="1452"/>
             <w:vAlign w:val="center"/>
           </w:tcPr>
           <w:p>
@@ -624,7 +624,7 @@
         </w:tc>
         <w:tc>
           <w:tcPr>
-            <w:tcW w:type="dxa" w:w="1492"/>
+            <w:tcW w:type="dxa" w:w="1452"/>
             <w:vAlign w:val="center"/>
           </w:tcPr>
           <w:p>
@@ -635,7 +635,7 @@
         </w:tc>
         <w:tc>
           <w:tcPr>
-            <w:tcW w:type="dxa" w:w="1492"/>
+            <w:tcW w:type="dxa" w:w="1452"/>
             <w:vAlign w:val="center"/>
           </w:tcPr>
           <w:p>
@@ -648,7 +648,7 @@
       <w:tr>
         <w:tc>
           <w:tcPr>
-            <w:tcW w:type="dxa" w:w="1492"/>
+            <w:tcW w:type="dxa" w:w="1452"/>
             <w:vAlign w:val="center"/>
           </w:tcPr>
           <w:p>
@@ -668,7 +668,7 @@
         </w:tc>
         <w:tc>
           <w:tcPr>
-            <w:tcW w:type="dxa" w:w="3670"/>
+            <w:tcW w:type="dxa" w:w="3830"/>
             <w:vAlign w:val="center"/>
           </w:tcPr>
           <w:p>
@@ -688,7 +688,7 @@
         </w:tc>
         <w:tc>
           <w:tcPr>
-            <w:tcW w:type="dxa" w:w="1492"/>
+            <w:tcW w:type="dxa" w:w="1452"/>
             <w:vAlign w:val="center"/>
           </w:tcPr>
           <w:p>
@@ -699,7 +699,7 @@
         </w:tc>
         <w:tc>
           <w:tcPr>
-            <w:tcW w:type="dxa" w:w="1492"/>
+            <w:tcW w:type="dxa" w:w="1452"/>
             <w:vAlign w:val="center"/>
           </w:tcPr>
           <w:p>
@@ -710,7 +710,7 @@
         </w:tc>
         <w:tc>
           <w:tcPr>
-            <w:tcW w:type="dxa" w:w="1492"/>
+            <w:tcW w:type="dxa" w:w="1452"/>
             <w:vAlign w:val="center"/>
           </w:tcPr>
           <w:p>
@@ -723,7 +723,7 @@
       <w:tr>
         <w:tc>
           <w:tcPr>
-            <w:tcW w:type="dxa" w:w="1492"/>
+            <w:tcW w:type="dxa" w:w="1452"/>
             <w:vAlign w:val="center"/>
           </w:tcPr>
           <w:p>
@@ -743,7 +743,7 @@
         </w:tc>
         <w:tc>
           <w:tcPr>
-            <w:tcW w:type="dxa" w:w="3670"/>
+            <w:tcW w:type="dxa" w:w="3830"/>
             <w:vAlign w:val="center"/>
           </w:tcPr>
           <w:p>
@@ -763,7 +763,7 @@
         </w:tc>
         <w:tc>
           <w:tcPr>
-            <w:tcW w:type="dxa" w:w="1492"/>
+            <w:tcW w:type="dxa" w:w="1452"/>
             <w:vAlign w:val="center"/>
           </w:tcPr>
           <w:p>
@@ -774,7 +774,7 @@
         </w:tc>
         <w:tc>
           <w:tcPr>
-            <w:tcW w:type="dxa" w:w="1492"/>
+            <w:tcW w:type="dxa" w:w="1452"/>
             <w:vAlign w:val="center"/>
           </w:tcPr>
           <w:p>
@@ -785,7 +785,7 @@
         </w:tc>
         <w:tc>
           <w:tcPr>
-            <w:tcW w:type="dxa" w:w="1492"/>
+            <w:tcW w:type="dxa" w:w="1452"/>
             <w:vAlign w:val="center"/>
           </w:tcPr>
           <w:p>
@@ -798,7 +798,7 @@
       <w:tr>
         <w:tc>
           <w:tcPr>
-            <w:tcW w:type="dxa" w:w="1492"/>
+            <w:tcW w:type="dxa" w:w="1452"/>
             <w:vAlign w:val="center"/>
           </w:tcPr>
           <w:p>
@@ -818,7 +818,7 @@
         </w:tc>
         <w:tc>
           <w:tcPr>
-            <w:tcW w:type="dxa" w:w="3670"/>
+            <w:tcW w:type="dxa" w:w="3830"/>
             <w:vAlign w:val="center"/>
           </w:tcPr>
           <w:p>
@@ -838,7 +838,7 @@
         </w:tc>
         <w:tc>
           <w:tcPr>
-            <w:tcW w:type="dxa" w:w="1492"/>
+            <w:tcW w:type="dxa" w:w="1452"/>
             <w:vAlign w:val="center"/>
           </w:tcPr>
           <w:p>
@@ -849,7 +849,7 @@
         </w:tc>
         <w:tc>
           <w:tcPr>
-            <w:tcW w:type="dxa" w:w="1492"/>
+            <w:tcW w:type="dxa" w:w="1452"/>
             <w:vAlign w:val="center"/>
           </w:tcPr>
           <w:p>
@@ -860,7 +860,7 @@
         </w:tc>
         <w:tc>
           <w:tcPr>
-            <w:tcW w:type="dxa" w:w="1492"/>
+            <w:tcW w:type="dxa" w:w="1452"/>
             <w:vAlign w:val="center"/>
           </w:tcPr>
           <w:p>
@@ -873,7 +873,7 @@
       <w:tr>
         <w:tc>
           <w:tcPr>
-            <w:tcW w:type="dxa" w:w="1492"/>
+            <w:tcW w:type="dxa" w:w="1452"/>
             <w:vAlign w:val="center"/>
           </w:tcPr>
           <w:p>
@@ -893,7 +893,7 @@
         </w:tc>
         <w:tc>
           <w:tcPr>
-            <w:tcW w:type="dxa" w:w="3670"/>
+            <w:tcW w:type="dxa" w:w="3830"/>
             <w:vAlign w:val="center"/>
           </w:tcPr>
           <w:p>
@@ -913,7 +913,7 @@
         </w:tc>
         <w:tc>
           <w:tcPr>
-            <w:tcW w:type="dxa" w:w="1492"/>
+            <w:tcW w:type="dxa" w:w="1452"/>
             <w:vAlign w:val="center"/>
           </w:tcPr>
           <w:p>
@@ -924,7 +924,7 @@
         </w:tc>
         <w:tc>
           <w:tcPr>
-            <w:tcW w:type="dxa" w:w="1492"/>
+            <w:tcW w:type="dxa" w:w="1452"/>
             <w:vAlign w:val="center"/>
           </w:tcPr>
           <w:p>
@@ -935,7 +935,157 @@
         </w:tc>
         <w:tc>
           <w:tcPr>
-            <w:tcW w:type="dxa" w:w="1492"/>
+            <w:tcW w:type="dxa" w:w="1452"/>
+            <w:vAlign w:val="center"/>
+          </w:tcPr>
+          <w:p>
+            <w:pPr>
+              <w:spacing w:before="20" w:after="20"/>
+            </w:pPr>
+          </w:p>
+        </w:tc>
+      </w:tr>
+      <w:tr>
+        <w:tc>
+          <w:tcPr>
+            <w:tcW w:type="dxa" w:w="1452"/>
+            <w:vAlign w:val="center"/>
+          </w:tcPr>
+          <w:p>
+            <w:pPr>
+              <w:spacing w:before="20" w:after="20"/>
+            </w:pPr>
+            <w:r>
+              <w:rPr>
+                <w:rFonts w:ascii="BIZ UDPゴシック" w:hAnsi="BIZ UDPゴシック" w:eastAsia="BIZ UDPゴシック"/>
+                <w:b w:val="0"/>
+                <w:i w:val="0"/>
+                <w:sz w:val="22"/>
+              </w:rPr>
+              <w:t>7</w:t>
+            </w:r>
+          </w:p>
+        </w:tc>
+        <w:tc>
+          <w:tcPr>
+            <w:tcW w:type="dxa" w:w="3830"/>
+            <w:vAlign w:val="center"/>
+          </w:tcPr>
+          <w:p>
+            <w:pPr>
+              <w:spacing w:before="20" w:after="20"/>
+            </w:pPr>
+            <w:r>
+              <w:rPr>
+                <w:rFonts w:ascii="BIZ UDPゴシック" w:hAnsi="BIZ UDPゴシック" w:eastAsia="BIZ UDPゴシック"/>
+                <w:b w:val="0"/>
+                <w:i w:val="0"/>
+                <w:sz w:val="22"/>
+              </w:rPr>
+              <w:t>多様なサービス・活動（サービスB）を第10期で広げるか</w:t>
+            </w:r>
+          </w:p>
+        </w:tc>
+        <w:tc>
+          <w:tcPr>
+            <w:tcW w:type="dxa" w:w="1452"/>
+            <w:vAlign w:val="center"/>
+          </w:tcPr>
+          <w:p>
+            <w:pPr>
+              <w:spacing w:before="20" w:after="20"/>
+            </w:pPr>
+          </w:p>
+        </w:tc>
+        <w:tc>
+          <w:tcPr>
+            <w:tcW w:type="dxa" w:w="1452"/>
+            <w:vAlign w:val="center"/>
+          </w:tcPr>
+          <w:p>
+            <w:pPr>
+              <w:spacing w:before="20" w:after="20"/>
+            </w:pPr>
+          </w:p>
+        </w:tc>
+        <w:tc>
+          <w:tcPr>
+            <w:tcW w:type="dxa" w:w="1452"/>
+            <w:vAlign w:val="center"/>
+          </w:tcPr>
+          <w:p>
+            <w:pPr>
+              <w:spacing w:before="20" w:after="20"/>
+            </w:pPr>
+          </w:p>
+        </w:tc>
+      </w:tr>
+      <w:tr>
+        <w:tc>
+          <w:tcPr>
+            <w:tcW w:type="dxa" w:w="1452"/>
+            <w:vAlign w:val="center"/>
+          </w:tcPr>
+          <w:p>
+            <w:pPr>
+              <w:spacing w:before="20" w:after="20"/>
+            </w:pPr>
+            <w:r>
+              <w:rPr>
+                <w:rFonts w:ascii="BIZ UDPゴシック" w:hAnsi="BIZ UDPゴシック" w:eastAsia="BIZ UDPゴシック"/>
+                <w:b w:val="0"/>
+                <w:i w:val="0"/>
+                <w:sz w:val="22"/>
+              </w:rPr>
+              <w:t>8</w:t>
+            </w:r>
+          </w:p>
+        </w:tc>
+        <w:tc>
+          <w:tcPr>
+            <w:tcW w:type="dxa" w:w="3830"/>
+            <w:vAlign w:val="center"/>
+          </w:tcPr>
+          <w:p>
+            <w:pPr>
+              <w:spacing w:before="20" w:after="20"/>
+            </w:pPr>
+            <w:r>
+              <w:rPr>
+                <w:rFonts w:ascii="BIZ UDPゴシック" w:hAnsi="BIZ UDPゴシック" w:eastAsia="BIZ UDPゴシック"/>
+                <w:b w:val="0"/>
+                <w:i w:val="0"/>
+                <w:sz w:val="22"/>
+              </w:rPr>
+              <w:t>介護予防ケアマネジメントB・Cを導入するか</w:t>
+            </w:r>
+          </w:p>
+        </w:tc>
+        <w:tc>
+          <w:tcPr>
+            <w:tcW w:type="dxa" w:w="1452"/>
+            <w:vAlign w:val="center"/>
+          </w:tcPr>
+          <w:p>
+            <w:pPr>
+              <w:spacing w:before="20" w:after="20"/>
+            </w:pPr>
+          </w:p>
+        </w:tc>
+        <w:tc>
+          <w:tcPr>
+            <w:tcW w:type="dxa" w:w="1452"/>
+            <w:vAlign w:val="center"/>
+          </w:tcPr>
+          <w:p>
+            <w:pPr>
+              <w:spacing w:before="20" w:after="20"/>
+            </w:pPr>
+          </w:p>
+        </w:tc>
+        <w:tc>
+          <w:tcPr>
+            <w:tcW w:type="dxa" w:w="1452"/>
             <w:vAlign w:val="center"/>
           </w:tcPr>
           <w:p>
@@ -1510,6 +1660,198 @@
                 <w:sz w:val="22"/>
               </w:rPr>
               <w:t>認知症対応型共同生活介護の整備の経緯</w:t>
+            </w:r>
+          </w:p>
+        </w:tc>
+        <w:tc>
+          <w:tcPr>
+            <w:tcW w:type="dxa" w:w="2758"/>
+            <w:vAlign w:val="center"/>
+          </w:tcPr>
+          <w:p>
+            <w:pPr>
+              <w:spacing w:before="20" w:after="20"/>
+            </w:pPr>
+          </w:p>
+        </w:tc>
+        <w:tc>
+          <w:tcPr>
+            <w:tcW w:type="dxa" w:w="1499"/>
+            <w:vAlign w:val="center"/>
+          </w:tcPr>
+          <w:p>
+            <w:pPr>
+              <w:spacing w:before="20" w:after="20"/>
+            </w:pPr>
+          </w:p>
+        </w:tc>
+      </w:tr>
+      <w:tr>
+        <w:tc>
+          <w:tcPr>
+            <w:tcW w:type="dxa" w:w="1499"/>
+            <w:vAlign w:val="center"/>
+          </w:tcPr>
+          <w:p>
+            <w:pPr>
+              <w:spacing w:before="20" w:after="20"/>
+            </w:pPr>
+            <w:r>
+              <w:rPr>
+                <w:rFonts w:ascii="BIZ UDPゴシック" w:hAnsi="BIZ UDPゴシック" w:eastAsia="BIZ UDPゴシック"/>
+                <w:b w:val="0"/>
+                <w:i w:val="0"/>
+                <w:sz w:val="22"/>
+              </w:rPr>
+              <w:t>8</w:t>
+            </w:r>
+          </w:p>
+        </w:tc>
+        <w:tc>
+          <w:tcPr>
+            <w:tcW w:type="dxa" w:w="3882"/>
+            <w:vAlign w:val="center"/>
+          </w:tcPr>
+          <w:p>
+            <w:pPr>
+              <w:spacing w:before="20" w:after="20"/>
+            </w:pPr>
+            <w:r>
+              <w:rPr>
+                <w:rFonts w:ascii="BIZ UDPゴシック" w:hAnsi="BIZ UDPゴシック" w:eastAsia="BIZ UDPゴシック"/>
+                <w:b w:val="0"/>
+                <w:i w:val="0"/>
+                <w:sz w:val="22"/>
+              </w:rPr>
+              <w:t>総合事業上限額算定の手引き（Excel）</w:t>
+            </w:r>
+          </w:p>
+        </w:tc>
+        <w:tc>
+          <w:tcPr>
+            <w:tcW w:type="dxa" w:w="2758"/>
+            <w:vAlign w:val="center"/>
+          </w:tcPr>
+          <w:p>
+            <w:pPr>
+              <w:spacing w:before="20" w:after="20"/>
+            </w:pPr>
+          </w:p>
+        </w:tc>
+        <w:tc>
+          <w:tcPr>
+            <w:tcW w:type="dxa" w:w="1499"/>
+            <w:vAlign w:val="center"/>
+          </w:tcPr>
+          <w:p>
+            <w:pPr>
+              <w:spacing w:before="20" w:after="20"/>
+            </w:pPr>
+          </w:p>
+        </w:tc>
+      </w:tr>
+      <w:tr>
+        <w:tc>
+          <w:tcPr>
+            <w:tcW w:type="dxa" w:w="1499"/>
+            <w:vAlign w:val="center"/>
+          </w:tcPr>
+          <w:p>
+            <w:pPr>
+              <w:spacing w:before="20" w:after="20"/>
+            </w:pPr>
+            <w:r>
+              <w:rPr>
+                <w:rFonts w:ascii="BIZ UDPゴシック" w:hAnsi="BIZ UDPゴシック" w:eastAsia="BIZ UDPゴシック"/>
+                <w:b w:val="0"/>
+                <w:i w:val="0"/>
+                <w:sz w:val="22"/>
+              </w:rPr>
+              <w:t>9</w:t>
+            </w:r>
+          </w:p>
+        </w:tc>
+        <w:tc>
+          <w:tcPr>
+            <w:tcW w:type="dxa" w:w="3882"/>
+            <w:vAlign w:val="center"/>
+          </w:tcPr>
+          <w:p>
+            <w:pPr>
+              <w:spacing w:before="20" w:after="20"/>
+            </w:pPr>
+            <w:r>
+              <w:rPr>
+                <w:rFonts w:ascii="BIZ UDPゴシック" w:hAnsi="BIZ UDPゴシック" w:eastAsia="BIZ UDPゴシック"/>
+                <w:b w:val="0"/>
+                <w:i w:val="0"/>
+                <w:sz w:val="22"/>
+              </w:rPr>
+              <w:t>地域支援事業交付金事業実績報告書（Excel）</w:t>
+            </w:r>
+          </w:p>
+        </w:tc>
+        <w:tc>
+          <w:tcPr>
+            <w:tcW w:type="dxa" w:w="2758"/>
+            <w:vAlign w:val="center"/>
+          </w:tcPr>
+          <w:p>
+            <w:pPr>
+              <w:spacing w:before="20" w:after="20"/>
+            </w:pPr>
+          </w:p>
+        </w:tc>
+        <w:tc>
+          <w:tcPr>
+            <w:tcW w:type="dxa" w:w="1499"/>
+            <w:vAlign w:val="center"/>
+          </w:tcPr>
+          <w:p>
+            <w:pPr>
+              <w:spacing w:before="20" w:after="20"/>
+            </w:pPr>
+          </w:p>
+        </w:tc>
+      </w:tr>
+      <w:tr>
+        <w:tc>
+          <w:tcPr>
+            <w:tcW w:type="dxa" w:w="1499"/>
+            <w:vAlign w:val="center"/>
+          </w:tcPr>
+          <w:p>
+            <w:pPr>
+              <w:spacing w:before="20" w:after="20"/>
+            </w:pPr>
+            <w:r>
+              <w:rPr>
+                <w:rFonts w:ascii="BIZ UDPゴシック" w:hAnsi="BIZ UDPゴシック" w:eastAsia="BIZ UDPゴシック"/>
+                <w:b w:val="0"/>
+                <w:i w:val="0"/>
+                <w:sz w:val="22"/>
+              </w:rPr>
+              <w:t>10</w:t>
+            </w:r>
+          </w:p>
+        </w:tc>
+        <w:tc>
+          <w:tcPr>
+            <w:tcW w:type="dxa" w:w="3882"/>
+            <w:vAlign w:val="center"/>
+          </w:tcPr>
+          <w:p>
+            <w:pPr>
+              <w:spacing w:before="20" w:after="20"/>
+            </w:pPr>
+            <w:r>
+              <w:rPr>
+                <w:rFonts w:ascii="BIZ UDPゴシック" w:hAnsi="BIZ UDPゴシック" w:eastAsia="BIZ UDPゴシック"/>
+                <w:b w:val="0"/>
+                <w:i w:val="0"/>
+                <w:sz w:val="22"/>
+              </w:rPr>
+              <w:t>総合事業の実施状況調査への回答の控え</w:t>
             </w:r>
           </w:p>
         </w:tc>

--- a/小野町_引継ぎ_整理済/19_打合せ/小野町_打合せ記録_20260928.docx
+++ b/小野町_引継ぎ_整理済/19_打合せ/小野町_打合せ記録_20260928.docx
@@ -67,13 +67,13 @@
         </w:tblCellMar>
       </w:tblPr>
       <w:tblGrid>
-        <w:gridCol w:w="2811"/>
-        <w:gridCol w:w="6827"/>
+        <w:gridCol w:w="2538"/>
+        <w:gridCol w:w="7100"/>
       </w:tblGrid>
       <w:tr>
         <w:tc>
           <w:tcPr>
-            <w:tcW w:type="dxa" w:w="2811"/>
+            <w:tcW w:type="dxa" w:w="2538"/>
             <w:shd w:val="clear" w:fill="1F3864"/>
             <w:vAlign w:val="center"/>
           </w:tcPr>
@@ -96,7 +96,7 @@
         </w:tc>
         <w:tc>
           <w:tcPr>
-            <w:tcW w:type="dxa" w:w="6827"/>
+            <w:tcW w:type="dxa" w:w="7100"/>
             <w:shd w:val="clear" w:fill="1F3864"/>
             <w:vAlign w:val="center"/>
           </w:tcPr>
@@ -121,7 +121,7 @@
       <w:tr>
         <w:tc>
           <w:tcPr>
-            <w:tcW w:type="dxa" w:w="2811"/>
+            <w:tcW w:type="dxa" w:w="2538"/>
             <w:vAlign w:val="center"/>
           </w:tcPr>
           <w:p>
@@ -141,7 +141,7 @@
         </w:tc>
         <w:tc>
           <w:tcPr>
-            <w:tcW w:type="dxa" w:w="6827"/>
+            <w:tcW w:type="dxa" w:w="7100"/>
             <w:vAlign w:val="center"/>
           </w:tcPr>
           <w:p>
@@ -163,7 +163,7 @@
       <w:tr>
         <w:tc>
           <w:tcPr>
-            <w:tcW w:type="dxa" w:w="2811"/>
+            <w:tcW w:type="dxa" w:w="2538"/>
             <w:vAlign w:val="center"/>
           </w:tcPr>
           <w:p>
@@ -183,7 +183,7 @@
         </w:tc>
         <w:tc>
           <w:tcPr>
-            <w:tcW w:type="dxa" w:w="6827"/>
+            <w:tcW w:type="dxa" w:w="7100"/>
             <w:vAlign w:val="center"/>
           </w:tcPr>
           <w:p>
@@ -205,7 +205,7 @@
       <w:tr>
         <w:tc>
           <w:tcPr>
-            <w:tcW w:type="dxa" w:w="2811"/>
+            <w:tcW w:type="dxa" w:w="2538"/>
             <w:vAlign w:val="center"/>
           </w:tcPr>
           <w:p>
@@ -225,7 +225,7 @@
         </w:tc>
         <w:tc>
           <w:tcPr>
-            <w:tcW w:type="dxa" w:w="6827"/>
+            <w:tcW w:type="dxa" w:w="7100"/>
             <w:vAlign w:val="center"/>
           </w:tcPr>
           <w:p>
@@ -247,7 +247,7 @@
       <w:tr>
         <w:tc>
           <w:tcPr>
-            <w:tcW w:type="dxa" w:w="2811"/>
+            <w:tcW w:type="dxa" w:w="2538"/>
             <w:vAlign w:val="center"/>
           </w:tcPr>
           <w:p>
@@ -267,7 +267,7 @@
         </w:tc>
         <w:tc>
           <w:tcPr>
-            <w:tcW w:type="dxa" w:w="6827"/>
+            <w:tcW w:type="dxa" w:w="7100"/>
             <w:vAlign w:val="center"/>
           </w:tcPr>
           <w:p>
@@ -289,7 +289,7 @@
       <w:tr>
         <w:tc>
           <w:tcPr>
-            <w:tcW w:type="dxa" w:w="2811"/>
+            <w:tcW w:type="dxa" w:w="2538"/>
             <w:vAlign w:val="center"/>
           </w:tcPr>
           <w:p>
@@ -309,7 +309,7 @@
         </w:tc>
         <w:tc>
           <w:tcPr>
-            <w:tcW w:type="dxa" w:w="6827"/>
+            <w:tcW w:type="dxa" w:w="7100"/>
             <w:vAlign w:val="center"/>
           </w:tcPr>
           <w:p>
@@ -323,7 +323,7 @@
                 <w:i w:val="0"/>
                 <w:sz w:val="22"/>
               </w:rPr>
-              <w:t>1 経過と現在地　2 保険料の選択肢　3 決定事項6件　4 依頼資料7件　5 工程</w:t>
+              <w:t>1 経過と現在地　2 保険料の選択肢　3 決定事項11件　4 交付金の取りまとめ　5 依頼資料13件　6 工程</w:t>
             </w:r>
           </w:p>
         </w:tc>
@@ -1058,6 +1058,231 @@
                 <w:sz w:val="22"/>
               </w:rPr>
               <w:t>介護予防ケアマネジメントB・Cを導入するか</w:t>
+            </w:r>
+          </w:p>
+        </w:tc>
+        <w:tc>
+          <w:tcPr>
+            <w:tcW w:type="dxa" w:w="1452"/>
+            <w:vAlign w:val="center"/>
+          </w:tcPr>
+          <w:p>
+            <w:pPr>
+              <w:spacing w:before="20" w:after="20"/>
+            </w:pPr>
+          </w:p>
+        </w:tc>
+        <w:tc>
+          <w:tcPr>
+            <w:tcW w:type="dxa" w:w="1452"/>
+            <w:vAlign w:val="center"/>
+          </w:tcPr>
+          <w:p>
+            <w:pPr>
+              <w:spacing w:before="20" w:after="20"/>
+            </w:pPr>
+          </w:p>
+        </w:tc>
+        <w:tc>
+          <w:tcPr>
+            <w:tcW w:type="dxa" w:w="1452"/>
+            <w:vAlign w:val="center"/>
+          </w:tcPr>
+          <w:p>
+            <w:pPr>
+              <w:spacing w:before="20" w:after="20"/>
+            </w:pPr>
+          </w:p>
+        </w:tc>
+      </w:tr>
+      <w:tr>
+        <w:tc>
+          <w:tcPr>
+            <w:tcW w:type="dxa" w:w="1452"/>
+            <w:vAlign w:val="center"/>
+          </w:tcPr>
+          <w:p>
+            <w:pPr>
+              <w:spacing w:before="20" w:after="20"/>
+            </w:pPr>
+            <w:r>
+              <w:rPr>
+                <w:rFonts w:ascii="BIZ UDPゴシック" w:hAnsi="BIZ UDPゴシック" w:eastAsia="BIZ UDPゴシック"/>
+                <w:b w:val="0"/>
+                <w:i w:val="0"/>
+                <w:sz w:val="22"/>
+              </w:rPr>
+              <w:t>9</w:t>
+            </w:r>
+          </w:p>
+        </w:tc>
+        <w:tc>
+          <w:tcPr>
+            <w:tcW w:type="dxa" w:w="3830"/>
+            <w:vAlign w:val="center"/>
+          </w:tcPr>
+          <w:p>
+            <w:pPr>
+              <w:spacing w:before="20" w:after="20"/>
+            </w:pPr>
+            <w:r>
+              <w:rPr>
+                <w:rFonts w:ascii="BIZ UDPゴシック" w:hAnsi="BIZ UDPゴシック" w:eastAsia="BIZ UDPゴシック"/>
+                <w:b w:val="0"/>
+                <w:i w:val="0"/>
+                <w:sz w:val="22"/>
+              </w:rPr>
+              <w:t>介護給付適正化計画の位置づけ（案A・B・C）</w:t>
+            </w:r>
+          </w:p>
+        </w:tc>
+        <w:tc>
+          <w:tcPr>
+            <w:tcW w:type="dxa" w:w="1452"/>
+            <w:vAlign w:val="center"/>
+          </w:tcPr>
+          <w:p>
+            <w:pPr>
+              <w:spacing w:before="20" w:after="20"/>
+            </w:pPr>
+          </w:p>
+        </w:tc>
+        <w:tc>
+          <w:tcPr>
+            <w:tcW w:type="dxa" w:w="1452"/>
+            <w:vAlign w:val="center"/>
+          </w:tcPr>
+          <w:p>
+            <w:pPr>
+              <w:spacing w:before="20" w:after="20"/>
+            </w:pPr>
+          </w:p>
+        </w:tc>
+        <w:tc>
+          <w:tcPr>
+            <w:tcW w:type="dxa" w:w="1452"/>
+            <w:vAlign w:val="center"/>
+          </w:tcPr>
+          <w:p>
+            <w:pPr>
+              <w:spacing w:before="20" w:after="20"/>
+            </w:pPr>
+          </w:p>
+        </w:tc>
+      </w:tr>
+      <w:tr>
+        <w:tc>
+          <w:tcPr>
+            <w:tcW w:type="dxa" w:w="1452"/>
+            <w:vAlign w:val="center"/>
+          </w:tcPr>
+          <w:p>
+            <w:pPr>
+              <w:spacing w:before="20" w:after="20"/>
+            </w:pPr>
+            <w:r>
+              <w:rPr>
+                <w:rFonts w:ascii="BIZ UDPゴシック" w:hAnsi="BIZ UDPゴシック" w:eastAsia="BIZ UDPゴシック"/>
+                <w:b w:val="0"/>
+                <w:i w:val="0"/>
+                <w:sz w:val="22"/>
+              </w:rPr>
+              <w:t>10</w:t>
+            </w:r>
+          </w:p>
+        </w:tc>
+        <w:tc>
+          <w:tcPr>
+            <w:tcW w:type="dxa" w:w="3830"/>
+            <w:vAlign w:val="center"/>
+          </w:tcPr>
+          <w:p>
+            <w:pPr>
+              <w:spacing w:before="20" w:after="20"/>
+            </w:pPr>
+            <w:r>
+              <w:rPr>
+                <w:rFonts w:ascii="BIZ UDPゴシック" w:hAnsi="BIZ UDPゴシック" w:eastAsia="BIZ UDPゴシック"/>
+                <w:b w:val="0"/>
+                <w:i w:val="0"/>
+                <w:sz w:val="22"/>
+              </w:rPr>
+              <w:t>ケアプラン点検の点検件数の目標</w:t>
+            </w:r>
+          </w:p>
+        </w:tc>
+        <w:tc>
+          <w:tcPr>
+            <w:tcW w:type="dxa" w:w="1452"/>
+            <w:vAlign w:val="center"/>
+          </w:tcPr>
+          <w:p>
+            <w:pPr>
+              <w:spacing w:before="20" w:after="20"/>
+            </w:pPr>
+          </w:p>
+        </w:tc>
+        <w:tc>
+          <w:tcPr>
+            <w:tcW w:type="dxa" w:w="1452"/>
+            <w:vAlign w:val="center"/>
+          </w:tcPr>
+          <w:p>
+            <w:pPr>
+              <w:spacing w:before="20" w:after="20"/>
+            </w:pPr>
+          </w:p>
+        </w:tc>
+        <w:tc>
+          <w:tcPr>
+            <w:tcW w:type="dxa" w:w="1452"/>
+            <w:vAlign w:val="center"/>
+          </w:tcPr>
+          <w:p>
+            <w:pPr>
+              <w:spacing w:before="20" w:after="20"/>
+            </w:pPr>
+          </w:p>
+        </w:tc>
+      </w:tr>
+      <w:tr>
+        <w:tc>
+          <w:tcPr>
+            <w:tcW w:type="dxa" w:w="1452"/>
+            <w:vAlign w:val="center"/>
+          </w:tcPr>
+          <w:p>
+            <w:pPr>
+              <w:spacing w:before="20" w:after="20"/>
+            </w:pPr>
+            <w:r>
+              <w:rPr>
+                <w:rFonts w:ascii="BIZ UDPゴシック" w:hAnsi="BIZ UDPゴシック" w:eastAsia="BIZ UDPゴシック"/>
+                <w:b w:val="0"/>
+                <w:i w:val="0"/>
+                <w:sz w:val="22"/>
+              </w:rPr>
+              <w:t>11</w:t>
+            </w:r>
+          </w:p>
+        </w:tc>
+        <w:tc>
+          <w:tcPr>
+            <w:tcW w:type="dxa" w:w="3830"/>
+            <w:vAlign w:val="center"/>
+          </w:tcPr>
+          <w:p>
+            <w:pPr>
+              <w:spacing w:before="20" w:after="20"/>
+            </w:pPr>
+            <w:r>
+              <w:rPr>
+                <w:rFonts w:ascii="BIZ UDPゴシック" w:hAnsi="BIZ UDPゴシック" w:eastAsia="BIZ UDPゴシック"/>
+                <w:b w:val="0"/>
+                <w:i w:val="0"/>
+                <w:sz w:val="22"/>
+              </w:rPr>
+              <w:t>在宅医療・介護連携の4つの場面ごとの目指すべき姿</w:t>
             </w:r>
           </w:p>
         </w:tc>
@@ -1852,6 +2077,198 @@
                 <w:sz w:val="22"/>
               </w:rPr>
               <w:t>総合事業の実施状況調査への回答の控え</w:t>
+            </w:r>
+          </w:p>
+        </w:tc>
+        <w:tc>
+          <w:tcPr>
+            <w:tcW w:type="dxa" w:w="2758"/>
+            <w:vAlign w:val="center"/>
+          </w:tcPr>
+          <w:p>
+            <w:pPr>
+              <w:spacing w:before="20" w:after="20"/>
+            </w:pPr>
+          </w:p>
+        </w:tc>
+        <w:tc>
+          <w:tcPr>
+            <w:tcW w:type="dxa" w:w="1499"/>
+            <w:vAlign w:val="center"/>
+          </w:tcPr>
+          <w:p>
+            <w:pPr>
+              <w:spacing w:before="20" w:after="20"/>
+            </w:pPr>
+          </w:p>
+        </w:tc>
+      </w:tr>
+      <w:tr>
+        <w:tc>
+          <w:tcPr>
+            <w:tcW w:type="dxa" w:w="1499"/>
+            <w:vAlign w:val="center"/>
+          </w:tcPr>
+          <w:p>
+            <w:pPr>
+              <w:spacing w:before="20" w:after="20"/>
+            </w:pPr>
+            <w:r>
+              <w:rPr>
+                <w:rFonts w:ascii="BIZ UDPゴシック" w:hAnsi="BIZ UDPゴシック" w:eastAsia="BIZ UDPゴシック"/>
+                <w:b w:val="0"/>
+                <w:i w:val="0"/>
+                <w:sz w:val="22"/>
+              </w:rPr>
+              <w:t>11</w:t>
+            </w:r>
+          </w:p>
+        </w:tc>
+        <w:tc>
+          <w:tcPr>
+            <w:tcW w:type="dxa" w:w="3882"/>
+            <w:vAlign w:val="center"/>
+          </w:tcPr>
+          <w:p>
+            <w:pPr>
+              <w:spacing w:before="20" w:after="20"/>
+            </w:pPr>
+            <w:r>
+              <w:rPr>
+                <w:rFonts w:ascii="BIZ UDPゴシック" w:hAnsi="BIZ UDPゴシック" w:eastAsia="BIZ UDPゴシック"/>
+                <w:b w:val="0"/>
+                <w:i w:val="0"/>
+                <w:sz w:val="22"/>
+              </w:rPr>
+              <w:t>令和6年度のケアプラン点検の実施件数</w:t>
+            </w:r>
+          </w:p>
+        </w:tc>
+        <w:tc>
+          <w:tcPr>
+            <w:tcW w:type="dxa" w:w="2758"/>
+            <w:vAlign w:val="center"/>
+          </w:tcPr>
+          <w:p>
+            <w:pPr>
+              <w:spacing w:before="20" w:after="20"/>
+            </w:pPr>
+          </w:p>
+        </w:tc>
+        <w:tc>
+          <w:tcPr>
+            <w:tcW w:type="dxa" w:w="1499"/>
+            <w:vAlign w:val="center"/>
+          </w:tcPr>
+          <w:p>
+            <w:pPr>
+              <w:spacing w:before="20" w:after="20"/>
+            </w:pPr>
+          </w:p>
+        </w:tc>
+      </w:tr>
+      <w:tr>
+        <w:tc>
+          <w:tcPr>
+            <w:tcW w:type="dxa" w:w="1499"/>
+            <w:vAlign w:val="center"/>
+          </w:tcPr>
+          <w:p>
+            <w:pPr>
+              <w:spacing w:before="20" w:after="20"/>
+            </w:pPr>
+            <w:r>
+              <w:rPr>
+                <w:rFonts w:ascii="BIZ UDPゴシック" w:hAnsi="BIZ UDPゴシック" w:eastAsia="BIZ UDPゴシック"/>
+                <w:b w:val="0"/>
+                <w:i w:val="0"/>
+                <w:sz w:val="22"/>
+              </w:rPr>
+              <w:t>12</w:t>
+            </w:r>
+          </w:p>
+        </w:tc>
+        <w:tc>
+          <w:tcPr>
+            <w:tcW w:type="dxa" w:w="3882"/>
+            <w:vAlign w:val="center"/>
+          </w:tcPr>
+          <w:p>
+            <w:pPr>
+              <w:spacing w:before="20" w:after="20"/>
+            </w:pPr>
+            <w:r>
+              <w:rPr>
+                <w:rFonts w:ascii="BIZ UDPゴシック" w:hAnsi="BIZ UDPゴシック" w:eastAsia="BIZ UDPゴシック"/>
+                <w:b w:val="0"/>
+                <w:i w:val="0"/>
+                <w:sz w:val="22"/>
+              </w:rPr>
+              <w:t>要介護認定の適正化の実施の内容</w:t>
+            </w:r>
+          </w:p>
+        </w:tc>
+        <w:tc>
+          <w:tcPr>
+            <w:tcW w:type="dxa" w:w="2758"/>
+            <w:vAlign w:val="center"/>
+          </w:tcPr>
+          <w:p>
+            <w:pPr>
+              <w:spacing w:before="20" w:after="20"/>
+            </w:pPr>
+          </w:p>
+        </w:tc>
+        <w:tc>
+          <w:tcPr>
+            <w:tcW w:type="dxa" w:w="1499"/>
+            <w:vAlign w:val="center"/>
+          </w:tcPr>
+          <w:p>
+            <w:pPr>
+              <w:spacing w:before="20" w:after="20"/>
+            </w:pPr>
+          </w:p>
+        </w:tc>
+      </w:tr>
+      <w:tr>
+        <w:tc>
+          <w:tcPr>
+            <w:tcW w:type="dxa" w:w="1499"/>
+            <w:vAlign w:val="center"/>
+          </w:tcPr>
+          <w:p>
+            <w:pPr>
+              <w:spacing w:before="20" w:after="20"/>
+            </w:pPr>
+            <w:r>
+              <w:rPr>
+                <w:rFonts w:ascii="BIZ UDPゴシック" w:hAnsi="BIZ UDPゴシック" w:eastAsia="BIZ UDPゴシック"/>
+                <w:b w:val="0"/>
+                <w:i w:val="0"/>
+                <w:sz w:val="22"/>
+              </w:rPr>
+              <w:t>13</w:t>
+            </w:r>
+          </w:p>
+        </w:tc>
+        <w:tc>
+          <w:tcPr>
+            <w:tcW w:type="dxa" w:w="3882"/>
+            <w:vAlign w:val="center"/>
+          </w:tcPr>
+          <w:p>
+            <w:pPr>
+              <w:spacing w:before="20" w:after="20"/>
+            </w:pPr>
+            <w:r>
+              <w:rPr>
+                <w:rFonts w:ascii="BIZ UDPゴシック" w:hAnsi="BIZ UDPゴシック" w:eastAsia="BIZ UDPゴシック"/>
+                <w:b w:val="0"/>
+                <w:i w:val="0"/>
+                <w:sz w:val="22"/>
+              </w:rPr>
+              <w:t>令和8年度交付金の該当状況調査票の控え</w:t>
             </w:r>
           </w:p>
         </w:tc>

--- a/小野町_引継ぎ_整理済/19_打合せ/小野町_打合せ記録_20260928.docx
+++ b/小野町_引継ぎ_整理済/19_打合せ/小野町_打合せ記録_20260928.docx
@@ -323,7 +323,7 @@
                 <w:i w:val="0"/>
                 <w:sz w:val="22"/>
               </w:rPr>
-              <w:t>1 経過と現在地　2 保険料の選択肢　3 決定事項11件　4 交付金の取りまとめ　5 依頼資料13件　6 工程</w:t>
+              <w:t>1 経過と現在地　2 保険料の選択肢　3 決定事項11件　4 交付金の取りまとめ　5 依頼資料15件　6 工程</w:t>
             </w:r>
           </w:p>
         </w:tc>
@@ -2295,6 +2295,134 @@
           </w:p>
         </w:tc>
       </w:tr>
+      <w:tr>
+        <w:tc>
+          <w:tcPr>
+            <w:tcW w:type="dxa" w:w="1499"/>
+            <w:vAlign w:val="center"/>
+          </w:tcPr>
+          <w:p>
+            <w:pPr>
+              <w:spacing w:before="20" w:after="20"/>
+            </w:pPr>
+            <w:r>
+              <w:rPr>
+                <w:rFonts w:ascii="BIZ UDPゴシック" w:hAnsi="BIZ UDPゴシック" w:eastAsia="BIZ UDPゴシック"/>
+                <w:b w:val="0"/>
+                <w:i w:val="0"/>
+                <w:sz w:val="22"/>
+              </w:rPr>
+              <w:t>14</w:t>
+            </w:r>
+          </w:p>
+        </w:tc>
+        <w:tc>
+          <w:tcPr>
+            <w:tcW w:type="dxa" w:w="3882"/>
+            <w:vAlign w:val="center"/>
+          </w:tcPr>
+          <w:p>
+            <w:pPr>
+              <w:spacing w:before="20" w:after="20"/>
+            </w:pPr>
+            <w:r>
+              <w:rPr>
+                <w:rFonts w:ascii="BIZ UDPゴシック" w:hAnsi="BIZ UDPゴシック" w:eastAsia="BIZ UDPゴシック"/>
+                <w:b w:val="0"/>
+                <w:i w:val="0"/>
+                <w:sz w:val="22"/>
+              </w:rPr>
+              <w:t>介護給付費適正化方策と、その評価指標を定めた文書</w:t>
+            </w:r>
+          </w:p>
+        </w:tc>
+        <w:tc>
+          <w:tcPr>
+            <w:tcW w:type="dxa" w:w="2758"/>
+            <w:vAlign w:val="center"/>
+          </w:tcPr>
+          <w:p>
+            <w:pPr>
+              <w:spacing w:before="20" w:after="20"/>
+            </w:pPr>
+          </w:p>
+        </w:tc>
+        <w:tc>
+          <w:tcPr>
+            <w:tcW w:type="dxa" w:w="1499"/>
+            <w:vAlign w:val="center"/>
+          </w:tcPr>
+          <w:p>
+            <w:pPr>
+              <w:spacing w:before="20" w:after="20"/>
+            </w:pPr>
+          </w:p>
+        </w:tc>
+      </w:tr>
+      <w:tr>
+        <w:tc>
+          <w:tcPr>
+            <w:tcW w:type="dxa" w:w="1499"/>
+            <w:vAlign w:val="center"/>
+          </w:tcPr>
+          <w:p>
+            <w:pPr>
+              <w:spacing w:before="20" w:after="20"/>
+            </w:pPr>
+            <w:r>
+              <w:rPr>
+                <w:rFonts w:ascii="BIZ UDPゴシック" w:hAnsi="BIZ UDPゴシック" w:eastAsia="BIZ UDPゴシック"/>
+                <w:b w:val="0"/>
+                <w:i w:val="0"/>
+                <w:sz w:val="22"/>
+              </w:rPr>
+              <w:t>15</w:t>
+            </w:r>
+          </w:p>
+        </w:tc>
+        <w:tc>
+          <w:tcPr>
+            <w:tcW w:type="dxa" w:w="3882"/>
+            <w:vAlign w:val="center"/>
+          </w:tcPr>
+          <w:p>
+            <w:pPr>
+              <w:spacing w:before="20" w:after="20"/>
+            </w:pPr>
+            <w:r>
+              <w:rPr>
+                <w:rFonts w:ascii="BIZ UDPゴシック" w:hAnsi="BIZ UDPゴシック" w:eastAsia="BIZ UDPゴシック"/>
+                <w:b w:val="0"/>
+                <w:i w:val="0"/>
+                <w:sz w:val="22"/>
+              </w:rPr>
+              <w:t>広域連合分の該当状況調査票集計表</w:t>
+            </w:r>
+          </w:p>
+        </w:tc>
+        <w:tc>
+          <w:tcPr>
+            <w:tcW w:type="dxa" w:w="2758"/>
+            <w:vAlign w:val="center"/>
+          </w:tcPr>
+          <w:p>
+            <w:pPr>
+              <w:spacing w:before="20" w:after="20"/>
+            </w:pPr>
+          </w:p>
+        </w:tc>
+        <w:tc>
+          <w:tcPr>
+            <w:tcW w:type="dxa" w:w="1499"/>
+            <w:vAlign w:val="center"/>
+          </w:tcPr>
+          <w:p>
+            <w:pPr>
+              <w:spacing w:before="20" w:after="20"/>
+            </w:pPr>
+          </w:p>
+        </w:tc>
+      </w:tr>
     </w:tbl>
     <w:p>
       <w:pPr>

--- a/小野町_引継ぎ_整理済/19_打合せ/小野町_打合せ記録_20260928.docx
+++ b/小野町_引継ぎ_整理済/19_打合せ/小野町_打合せ記録_20260928.docx
@@ -323,7 +323,7 @@
                 <w:i w:val="0"/>
                 <w:sz w:val="22"/>
               </w:rPr>
-              <w:t>1 経過と現在地　2 保険料の選択肢　3 決定事項11件　4 交付金の取りまとめ　5 依頼資料15件　6 工程</w:t>
+              <w:t>1 経過と現在地　2 保険料の選択肢　3 決定事項11件　4 交付金の取りまとめ　5 依頼資料17件　6 工程</w:t>
             </w:r>
           </w:p>
         </w:tc>
@@ -2332,6 +2332,70 @@
                 <w:i w:val="0"/>
                 <w:sz w:val="22"/>
               </w:rPr>
+              <w:t>訪問型サービスB・通所型サービスBの実態</w:t>
+            </w:r>
+          </w:p>
+        </w:tc>
+        <w:tc>
+          <w:tcPr>
+            <w:tcW w:type="dxa" w:w="2758"/>
+            <w:vAlign w:val="center"/>
+          </w:tcPr>
+          <w:p>
+            <w:pPr>
+              <w:spacing w:before="20" w:after="20"/>
+            </w:pPr>
+          </w:p>
+        </w:tc>
+        <w:tc>
+          <w:tcPr>
+            <w:tcW w:type="dxa" w:w="1499"/>
+            <w:vAlign w:val="center"/>
+          </w:tcPr>
+          <w:p>
+            <w:pPr>
+              <w:spacing w:before="20" w:after="20"/>
+            </w:pPr>
+          </w:p>
+        </w:tc>
+      </w:tr>
+      <w:tr>
+        <w:tc>
+          <w:tcPr>
+            <w:tcW w:type="dxa" w:w="1499"/>
+            <w:vAlign w:val="center"/>
+          </w:tcPr>
+          <w:p>
+            <w:pPr>
+              <w:spacing w:before="20" w:after="20"/>
+            </w:pPr>
+            <w:r>
+              <w:rPr>
+                <w:rFonts w:ascii="BIZ UDPゴシック" w:hAnsi="BIZ UDPゴシック" w:eastAsia="BIZ UDPゴシック"/>
+                <w:b w:val="0"/>
+                <w:i w:val="0"/>
+                <w:sz w:val="22"/>
+              </w:rPr>
+              <w:t>15</w:t>
+            </w:r>
+          </w:p>
+        </w:tc>
+        <w:tc>
+          <w:tcPr>
+            <w:tcW w:type="dxa" w:w="3882"/>
+            <w:vAlign w:val="center"/>
+          </w:tcPr>
+          <w:p>
+            <w:pPr>
+              <w:spacing w:before="20" w:after="20"/>
+            </w:pPr>
+            <w:r>
+              <w:rPr>
+                <w:rFonts w:ascii="BIZ UDPゴシック" w:hAnsi="BIZ UDPゴシック" w:eastAsia="BIZ UDPゴシック"/>
+                <w:b w:val="0"/>
+                <w:i w:val="0"/>
+                <w:sz w:val="22"/>
+              </w:rPr>
               <w:t>介護給付費適正化方策と、その評価指標を定めた文書</w:t>
             </w:r>
           </w:p>
@@ -2376,7 +2440,71 @@
                 <w:i w:val="0"/>
                 <w:sz w:val="22"/>
               </w:rPr>
-              <w:t>15</w:t>
+              <w:t>16</w:t>
+            </w:r>
+          </w:p>
+        </w:tc>
+        <w:tc>
+          <w:tcPr>
+            <w:tcW w:type="dxa" w:w="3882"/>
+            <w:vAlign w:val="center"/>
+          </w:tcPr>
+          <w:p>
+            <w:pPr>
+              <w:spacing w:before="20" w:after="20"/>
+            </w:pPr>
+            <w:r>
+              <w:rPr>
+                <w:rFonts w:ascii="BIZ UDPゴシック" w:hAnsi="BIZ UDPゴシック" w:eastAsia="BIZ UDPゴシック"/>
+                <w:b w:val="0"/>
+                <w:i w:val="0"/>
+                <w:sz w:val="22"/>
+              </w:rPr>
+              <w:t>地域密着型通所介護の実績が0になった経緯</w:t>
+            </w:r>
+          </w:p>
+        </w:tc>
+        <w:tc>
+          <w:tcPr>
+            <w:tcW w:type="dxa" w:w="2758"/>
+            <w:vAlign w:val="center"/>
+          </w:tcPr>
+          <w:p>
+            <w:pPr>
+              <w:spacing w:before="20" w:after="20"/>
+            </w:pPr>
+          </w:p>
+        </w:tc>
+        <w:tc>
+          <w:tcPr>
+            <w:tcW w:type="dxa" w:w="1499"/>
+            <w:vAlign w:val="center"/>
+          </w:tcPr>
+          <w:p>
+            <w:pPr>
+              <w:spacing w:before="20" w:after="20"/>
+            </w:pPr>
+          </w:p>
+        </w:tc>
+      </w:tr>
+      <w:tr>
+        <w:tc>
+          <w:tcPr>
+            <w:tcW w:type="dxa" w:w="1499"/>
+            <w:vAlign w:val="center"/>
+          </w:tcPr>
+          <w:p>
+            <w:pPr>
+              <w:spacing w:before="20" w:after="20"/>
+            </w:pPr>
+            <w:r>
+              <w:rPr>
+                <w:rFonts w:ascii="BIZ UDPゴシック" w:hAnsi="BIZ UDPゴシック" w:eastAsia="BIZ UDPゴシック"/>
+                <w:b w:val="0"/>
+                <w:i w:val="0"/>
+                <w:sz w:val="22"/>
+              </w:rPr>
+              <w:t>17</w:t>
             </w:r>
           </w:p>
         </w:tc>

--- a/小野町_引継ぎ_整理済/19_打合せ/小野町_打合せ記録_20260928.docx
+++ b/小野町_引継ぎ_整理済/19_打合せ/小野町_打合せ記録_20260928.docx
@@ -323,7 +323,7 @@
                 <w:i w:val="0"/>
                 <w:sz w:val="22"/>
               </w:rPr>
-              <w:t>1 経過と現在地　2 保険料の選択肢　3 決定事項11件　4 交付金の取りまとめ　5 依頼資料17件　6 工程</w:t>
+              <w:t>1 経過と現在地　2 保険料の選択肢　3 決定事項11件　4 交付金の取りまとめ　5 依頼資料18件　6 工程</w:t>
             </w:r>
           </w:p>
         </w:tc>
@@ -2524,6 +2524,70 @@
                 <w:i w:val="0"/>
                 <w:sz w:val="22"/>
               </w:rPr>
+              <w:t>見える化システム「要介護認定率」の県内比較の出力</w:t>
+            </w:r>
+          </w:p>
+        </w:tc>
+        <w:tc>
+          <w:tcPr>
+            <w:tcW w:type="dxa" w:w="2758"/>
+            <w:vAlign w:val="center"/>
+          </w:tcPr>
+          <w:p>
+            <w:pPr>
+              <w:spacing w:before="20" w:after="20"/>
+            </w:pPr>
+          </w:p>
+        </w:tc>
+        <w:tc>
+          <w:tcPr>
+            <w:tcW w:type="dxa" w:w="1499"/>
+            <w:vAlign w:val="center"/>
+          </w:tcPr>
+          <w:p>
+            <w:pPr>
+              <w:spacing w:before="20" w:after="20"/>
+            </w:pPr>
+          </w:p>
+        </w:tc>
+      </w:tr>
+      <w:tr>
+        <w:tc>
+          <w:tcPr>
+            <w:tcW w:type="dxa" w:w="1499"/>
+            <w:vAlign w:val="center"/>
+          </w:tcPr>
+          <w:p>
+            <w:pPr>
+              <w:spacing w:before="20" w:after="20"/>
+            </w:pPr>
+            <w:r>
+              <w:rPr>
+                <w:rFonts w:ascii="BIZ UDPゴシック" w:hAnsi="BIZ UDPゴシック" w:eastAsia="BIZ UDPゴシック"/>
+                <w:b w:val="0"/>
+                <w:i w:val="0"/>
+                <w:sz w:val="22"/>
+              </w:rPr>
+              <w:t>18</w:t>
+            </w:r>
+          </w:p>
+        </w:tc>
+        <w:tc>
+          <w:tcPr>
+            <w:tcW w:type="dxa" w:w="3882"/>
+            <w:vAlign w:val="center"/>
+          </w:tcPr>
+          <w:p>
+            <w:pPr>
+              <w:spacing w:before="20" w:after="20"/>
+            </w:pPr>
+            <w:r>
+              <w:rPr>
+                <w:rFonts w:ascii="BIZ UDPゴシック" w:hAnsi="BIZ UDPゴシック" w:eastAsia="BIZ UDPゴシック"/>
+                <w:b w:val="0"/>
+                <w:i w:val="0"/>
+                <w:sz w:val="22"/>
+              </w:rPr>
               <w:t>広域連合分の該当状況調査票集計表</w:t>
             </w:r>
           </w:p>
